--- a/04-other-documents/budget.docx
+++ b/04-other-documents/budget.docx
@@ -2188,7 +2188,7 @@
         <w:t xml:space="preserve"> </w:t>
       </w:r>
       <w:r>
-        <w:t xml:space="preserve">about 21,500), while staying under the cap.</w:t>
+        <w:t xml:space="preserve">about 10,800), while staying under the cap.</w:t>
       </w:r>
     </w:p>
     <w:p>

--- a/04-other-documents/budget.docx
+++ b/04-other-documents/budget.docx
@@ -457,13 +457,19 @@
         <w:t xml:space="preserve"> </w:t>
       </w:r>
       <w:r>
-        <w:t xml:space="preserve">larger than the top steps, so the extrapolation with a constant step of 1,049 is a lower</w:t>
-      </w:r>
-      <w:r>
-        <w:t xml:space="preserve"> </w:t>
-      </w:r>
-      <w:r>
-        <w:t xml:space="preserve">bound for 19/9 to 19/11.</w:t>
+        <w:t xml:space="preserve">larger than the top steps (the 2019 class average step was about 1,620 against about 1,010 at</w:t>
+      </w:r>
+      <w:r>
+        <w:t xml:space="preserve"> </w:t>
+      </w:r>
+      <w:r>
+        <w:t xml:space="preserve">the top), so the extrapolation with a constant step of 1,049 slightly overstates 19/9 to</w:t>
+      </w:r>
+      <w:r>
+        <w:t xml:space="preserve"> </w:t>
+      </w:r>
+      <w:r>
+        <w:t xml:space="preserve">19/11. HR’s figure will be a little lower. mySNF corrects it at award.</w:t>
       </w:r>
     </w:p>
     <w:p>
@@ -487,13 +493,13 @@
       </w:r>
     </w:p>
     <w:bookmarkEnd w:id="21"/>
-    <w:bookmarkStart w:id="22" w:name="X8dc9638c84b6812cc46cb674f94f453435f8ced"/>
+    <w:bookmarkStart w:id="22" w:name="X4f6d05dca703cd7ac0b9449a7d3b6a7a4667c86"/>
     <w:p>
       <w:pPr>
         <w:pStyle w:val="Heading3"/>
       </w:pPr>
       <w:r>
-        <w:t xml:space="preserve">The three possible entries (gross at 100%, one annuity per year from the start)</w:t>
+        <w:t xml:space="preserve">The possible entries (gross at 100%, one annuity per year from the start)</w:t>
       </w:r>
     </w:p>
     <w:tbl>
@@ -597,7 +603,19 @@
               <w:jc w:val="left"/>
             </w:pPr>
             <w:r>
-              <w:t xml:space="preserve">Floor, 19/10 at start (extrapolated below 19/12)</w:t>
+              <w:t xml:space="preserve">Applicant’s choice (20 Oct), 19/9 at start, no annuity in 2027</w:t>
+            </w:r>
+          </w:p>
+        </w:tc>
+        <w:tc>
+          <w:tcPr/>
+          <w:p>
+            <w:pPr>
+              <w:pStyle w:val="Compact"/>
+              <w:jc w:val="right"/>
+            </w:pPr>
+            <w:r>
+              <w:t xml:space="preserve">128,183</w:t>
             </w:r>
           </w:p>
         </w:tc>
@@ -645,6 +663,68 @@
               <w:jc w:val="right"/>
             </w:pPr>
             <w:r>
+              <w:t xml:space="preserve">129,757</w:t>
+            </w:r>
+          </w:p>
+        </w:tc>
+      </w:tr>
+      <w:tr>
+        <w:tc>
+          <w:tcPr/>
+          <w:p>
+            <w:pPr>
+              <w:pStyle w:val="Compact"/>
+              <w:jc w:val="left"/>
+            </w:pPr>
+            <w:r>
+              <w:t xml:space="preserve">19/10 at start</w:t>
+            </w:r>
+          </w:p>
+        </w:tc>
+        <w:tc>
+          <w:tcPr/>
+          <w:p>
+            <w:pPr>
+              <w:pStyle w:val="Compact"/>
+              <w:jc w:val="right"/>
+            </w:pPr>
+            <w:r>
+              <w:t xml:space="preserve">129,232</w:t>
+            </w:r>
+          </w:p>
+        </w:tc>
+        <w:tc>
+          <w:tcPr/>
+          <w:p>
+            <w:pPr>
+              <w:pStyle w:val="Compact"/>
+              <w:jc w:val="right"/>
+            </w:pPr>
+            <w:r>
+              <w:t xml:space="preserve">130,281</w:t>
+            </w:r>
+          </w:p>
+        </w:tc>
+        <w:tc>
+          <w:tcPr/>
+          <w:p>
+            <w:pPr>
+              <w:pStyle w:val="Compact"/>
+              <w:jc w:val="right"/>
+            </w:pPr>
+            <w:r>
+              <w:t xml:space="preserve">131,330</w:t>
+            </w:r>
+          </w:p>
+        </w:tc>
+        <w:tc>
+          <w:tcPr/>
+          <w:p>
+            <w:pPr>
+              <w:pStyle w:val="Compact"/>
+              <w:jc w:val="right"/>
+            </w:pPr>
+            <w:r>
               <w:t xml:space="preserve">132,379</w:t>
             </w:r>
           </w:p>
@@ -671,7 +751,7 @@
               <w:jc w:val="left"/>
             </w:pPr>
             <w:r>
-              <w:t xml:space="preserve">Middle, 19/11 at start</w:t>
+              <w:t xml:space="preserve">19/11 at start</w:t>
             </w:r>
           </w:p>
         </w:tc>
@@ -816,31 +896,25 @@
         <w:pStyle w:val="BodyText"/>
       </w:pPr>
       <w:r>
-        <w:t xml:space="preserve">Recommendation. Enter the RGO figure, CHF 132,904. It is the grants office’s own computation,</w:t>
-      </w:r>
-      <w:r>
-        <w:t xml:space="preserve"> </w:t>
-      </w:r>
-      <w:r>
-        <w:t xml:space="preserve">the SNSF asks applicants to enter the maximum and corrects the amount with HR at award, and a</w:t>
-      </w:r>
-      <w:r>
-        <w:t xml:space="preserve"> </w:t>
-      </w:r>
-      <w:r>
-        <w:t xml:space="preserve">lower entry gains nothing. If the applicant prefers to enter what he expects, the middle</w:t>
-      </w:r>
-      <w:r>
-        <w:t xml:space="preserve"> </w:t>
-      </w:r>
-      <w:r>
-        <w:t xml:space="preserve">scenario is the honest point estimate. In all cases mySNF adds the 23% charges itself, about</w:t>
-      </w:r>
-      <w:r>
-        <w:t xml:space="preserve"> </w:t>
-      </w:r>
-      <w:r>
-        <w:t xml:space="preserve">CHF 163,000 per year all-in at the RGO figure.</w:t>
+        <w:t xml:space="preserve">Decision (applicant, 20 Oct). Enter the first row, 19/9 at the start, average CHF 129,757, or</w:t>
+      </w:r>
+      <w:r>
+        <w:t xml:space="preserve"> </w:t>
+      </w:r>
+      <w:r>
+        <w:t xml:space="preserve">the four yearly figures if mySNF asks year by year. This is the cautious reading (2027 annuity</w:t>
+      </w:r>
+      <w:r>
+        <w:t xml:space="preserve"> </w:t>
+      </w:r>
+      <w:r>
+        <w:t xml:space="preserve">not yet voted, no recognition assumed). mySNF adds the 23% charges itself, about CHF 159,600</w:t>
+      </w:r>
+      <w:r>
+        <w:t xml:space="preserve"> </w:t>
+      </w:r>
+      <w:r>
+        <w:t xml:space="preserve">per year all-in. HR confirms the exact amount at award and it can only be higher.</w:t>
       </w:r>
     </w:p>
     <w:bookmarkEnd w:id="22"/>
@@ -1102,7 +1176,681 @@
         <w:pStyle w:val="BodyText"/>
       </w:pPr>
       <w:r>
-        <w:t xml:space="preserve">Scenario A, collaborator at 40% for 48 months.</w:t>
+        <w:t xml:space="preserve">On the categories. An ARE is by definition a student, enrolled in a bachelor or a master and</w:t>
+      </w:r>
+      <w:r>
+        <w:t xml:space="preserve"> </w:t>
+      </w:r>
+      <w:r>
+        <w:t xml:space="preserve">without a master’s degree at hiring, paid at class 6 annuity 0. The class-17 collaborator is a</w:t>
+      </w:r>
+      <w:r>
+        <w:t xml:space="preserve"> </w:t>
+      </w:r>
+      <w:r>
+        <w:t xml:space="preserve">different category (adjoint-e scientifique I or collaborateur/trice scientifique I, PAT or</w:t>
+      </w:r>
+      <w:r>
+        <w:t xml:space="preserve"> </w:t>
+      </w:r>
+      <w:r>
+        <w:t xml:space="preserve">scientific staff), not an ARE. The RGO’s</w:t>
+      </w:r>
+      <w:r>
+        <w:t xml:space="preserve"> </w:t>
+      </w:r>
+      <w:r>
+        <w:t xml:space="preserve">“</w:t>
+      </w:r>
+      <w:r>
+        <w:t xml:space="preserve">ARE at most 40%</w:t>
+      </w:r>
+      <w:r>
+        <w:t xml:space="preserve">”</w:t>
+      </w:r>
+      <w:r>
+        <w:t xml:space="preserve"> </w:t>
+      </w:r>
+      <w:r>
+        <w:t xml:space="preserve">concerns the student only.</w:t>
+      </w:r>
+    </w:p>
+    <w:p>
+      <w:pPr>
+        <w:pStyle w:val="BodyText"/>
+      </w:pPr>
+      <w:r>
+        <w:t xml:space="preserve">Scenario A, the applicant’s choice (20 Oct), fitted under the cap. Collaborator at 40% from M3,</w:t>
+      </w:r>
+      <w:r>
+        <w:t xml:space="preserve"> </w:t>
+      </w:r>
+      <w:r>
+        <w:t xml:space="preserve">when the benchmark starts, to M48, that is 46 months. Master’s student at a minimum, ARE at 10%</w:t>
+      </w:r>
+      <w:r>
+        <w:t xml:space="preserve"> </w:t>
+      </w:r>
+      <w:r>
+        <w:t xml:space="preserve">for the seven benchmark months. Every expense listed.</w:t>
+      </w:r>
+    </w:p>
+    <w:tbl>
+      <w:tblPr>
+        <w:tblStyle w:val="Table"/>
+        <w:tblW w:type="pct" w:w="5000"/>
+        <w:tblLook w:firstRow="1" w:lastRow="0" w:firstColumn="0" w:lastColumn="0" w:noHBand="0" w:noVBand="0" w:val="0020"/>
+        <w:jc w:val="start"/>
+      </w:tblPr>
+      <w:tblGrid>
+        <w:gridCol w:w="2376"/>
+        <w:gridCol w:w="2376"/>
+        <w:gridCol w:w="3168"/>
+      </w:tblGrid>
+      <w:tr>
+        <w:trPr>
+          <w:tblHeader w:val="true"/>
+        </w:trPr>
+        <w:tc>
+          <w:tcPr/>
+          <w:p>
+            <w:pPr>
+              <w:pStyle w:val="Compact"/>
+              <w:jc w:val="left"/>
+            </w:pPr>
+            <w:r>
+              <w:t xml:space="preserve">Line</w:t>
+            </w:r>
+          </w:p>
+        </w:tc>
+        <w:tc>
+          <w:tcPr/>
+          <w:p>
+            <w:pPr>
+              <w:pStyle w:val="Compact"/>
+              <w:jc w:val="left"/>
+            </w:pPr>
+            <w:r>
+              <w:t xml:space="preserve">Detail</w:t>
+            </w:r>
+          </w:p>
+        </w:tc>
+        <w:tc>
+          <w:tcPr/>
+          <w:p>
+            <w:pPr>
+              <w:pStyle w:val="Compact"/>
+              <w:jc w:val="right"/>
+            </w:pPr>
+            <w:r>
+              <w:t xml:space="preserve">CHF</w:t>
+            </w:r>
+          </w:p>
+        </w:tc>
+      </w:tr>
+      <w:tr>
+        <w:tc>
+          <w:tcPr/>
+          <w:p>
+            <w:pPr>
+              <w:pStyle w:val="Compact"/>
+              <w:jc w:val="left"/>
+            </w:pPr>
+            <w:r>
+              <w:t xml:space="preserve">Scientific collaborator, class 17, 40%, M3 to M48 (46 months)</w:t>
+            </w:r>
+          </w:p>
+        </w:tc>
+        <w:tc>
+          <w:tcPr/>
+          <w:p>
+            <w:pPr>
+              <w:pStyle w:val="Compact"/>
+              <w:jc w:val="left"/>
+            </w:pPr>
+            <w:r>
+              <w:t xml:space="preserve">gross 161,000, charges 23%</w:t>
+            </w:r>
+          </w:p>
+        </w:tc>
+        <w:tc>
+          <w:tcPr/>
+          <w:p>
+            <w:pPr>
+              <w:pStyle w:val="Compact"/>
+              <w:jc w:val="right"/>
+            </w:pPr>
+            <w:r>
+              <w:t xml:space="preserve">198,030</w:t>
+            </w:r>
+          </w:p>
+        </w:tc>
+      </w:tr>
+      <w:tr>
+        <w:tc>
+          <w:tcPr/>
+          <w:p>
+            <w:pPr>
+              <w:pStyle w:val="Compact"/>
+              <w:jc w:val="left"/>
+            </w:pPr>
+            <w:r>
+              <w:t xml:space="preserve">Master’s student, ARE 10%, M3 to M9</w:t>
+            </w:r>
+          </w:p>
+        </w:tc>
+        <w:tc>
+          <w:tcPr/>
+          <w:p>
+            <w:pPr>
+              <w:pStyle w:val="Compact"/>
+              <w:jc w:val="left"/>
+            </w:pPr>
+            <w:r>
+              <w:t xml:space="preserve">gross 455 per month, 7 months, charges 23%</w:t>
+            </w:r>
+          </w:p>
+        </w:tc>
+        <w:tc>
+          <w:tcPr/>
+          <w:p>
+            <w:pPr>
+              <w:pStyle w:val="Compact"/>
+              <w:jc w:val="right"/>
+            </w:pPr>
+            <w:r>
+              <w:t xml:space="preserve">3,918</w:t>
+            </w:r>
+          </w:p>
+        </w:tc>
+      </w:tr>
+      <w:tr>
+        <w:tc>
+          <w:tcPr/>
+          <w:p>
+            <w:pPr>
+              <w:pStyle w:val="Compact"/>
+              <w:jc w:val="left"/>
+            </w:pPr>
+            <w:r>
+              <w:t xml:space="preserve">Conferences</w:t>
+            </w:r>
+          </w:p>
+        </w:tc>
+        <w:tc>
+          <w:tcPr/>
+          <w:p>
+            <w:pPr>
+              <w:pStyle w:val="Compact"/>
+              <w:jc w:val="left"/>
+            </w:pPr>
+            <w:r>
+              <w:t xml:space="preserve">8 European at 2,000 (fee, travel, three nights) and 1 overseas at 4,000</w:t>
+            </w:r>
+          </w:p>
+        </w:tc>
+        <w:tc>
+          <w:tcPr/>
+          <w:p>
+            <w:pPr>
+              <w:pStyle w:val="Compact"/>
+              <w:jc w:val="right"/>
+            </w:pPr>
+            <w:r>
+              <w:t xml:space="preserve">20,000</w:t>
+            </w:r>
+          </w:p>
+        </w:tc>
+      </w:tr>
+      <w:tr>
+        <w:tc>
+          <w:tcPr/>
+          <w:p>
+            <w:pPr>
+              <w:pStyle w:val="Compact"/>
+              <w:jc w:val="left"/>
+            </w:pPr>
+            <w:r>
+              <w:t xml:space="preserve">Short stays abroad</w:t>
+            </w:r>
+          </w:p>
+        </w:tc>
+        <w:tc>
+          <w:tcPr/>
+          <w:p>
+            <w:pPr>
+              <w:pStyle w:val="Compact"/>
+              <w:jc w:val="left"/>
+            </w:pPr>
+            <w:r>
+              <w:t xml:space="preserve">two stays of one to two weeks with forecasting groups, at 3,000</w:t>
+            </w:r>
+          </w:p>
+        </w:tc>
+        <w:tc>
+          <w:tcPr/>
+          <w:p>
+            <w:pPr>
+              <w:pStyle w:val="Compact"/>
+              <w:jc w:val="right"/>
+            </w:pPr>
+            <w:r>
+              <w:t xml:space="preserve">6,000</w:t>
+            </w:r>
+          </w:p>
+        </w:tc>
+      </w:tr>
+      <w:tr>
+        <w:tc>
+          <w:tcPr/>
+          <w:p>
+            <w:pPr>
+              <w:pStyle w:val="Compact"/>
+              <w:jc w:val="left"/>
+            </w:pPr>
+            <w:r>
+              <w:t xml:space="preserve">Visiting researchers</w:t>
+            </w:r>
+          </w:p>
+        </w:tc>
+        <w:tc>
+          <w:tcPr/>
+          <w:p>
+            <w:pPr>
+              <w:pStyle w:val="Compact"/>
+              <w:jc w:val="left"/>
+            </w:pPr>
+            <w:r>
+              <w:t xml:space="preserve">two incoming visitors hosted in Geneva, at 1,500</w:t>
+            </w:r>
+          </w:p>
+        </w:tc>
+        <w:tc>
+          <w:tcPr/>
+          <w:p>
+            <w:pPr>
+              <w:pStyle w:val="Compact"/>
+              <w:jc w:val="right"/>
+            </w:pPr>
+            <w:r>
+              <w:t xml:space="preserve">3,000</w:t>
+            </w:r>
+          </w:p>
+        </w:tc>
+      </w:tr>
+      <w:tr>
+        <w:tc>
+          <w:tcPr/>
+          <w:p>
+            <w:pPr>
+              <w:pStyle w:val="Compact"/>
+              <w:jc w:val="left"/>
+            </w:pPr>
+            <w:r>
+              <w:t xml:space="preserve">Workshops</w:t>
+            </w:r>
+          </w:p>
+        </w:tc>
+        <w:tc>
+          <w:tcPr/>
+          <w:p>
+            <w:pPr>
+              <w:pStyle w:val="Compact"/>
+              <w:jc w:val="left"/>
+            </w:pPr>
+            <w:r>
+              <w:t xml:space="preserve">elicitation workshop with the services (WP4) and final briefing, at 1,000</w:t>
+            </w:r>
+          </w:p>
+        </w:tc>
+        <w:tc>
+          <w:tcPr/>
+          <w:p>
+            <w:pPr>
+              <w:pStyle w:val="Compact"/>
+              <w:jc w:val="right"/>
+            </w:pPr>
+            <w:r>
+              <w:t xml:space="preserve">2,000</w:t>
+            </w:r>
+          </w:p>
+        </w:tc>
+      </w:tr>
+      <w:tr>
+        <w:tc>
+          <w:tcPr/>
+          <w:p>
+            <w:pPr>
+              <w:pStyle w:val="Compact"/>
+              <w:jc w:val="left"/>
+            </w:pPr>
+            <w:r>
+              <w:t xml:space="preserve">IT services, database</w:t>
+            </w:r>
+          </w:p>
+        </w:tc>
+        <w:tc>
+          <w:tcPr/>
+          <w:p>
+            <w:pPr>
+              <w:pStyle w:val="Compact"/>
+              <w:jc w:val="left"/>
+            </w:pPr>
+            <w:r>
+              <w:t xml:space="preserve">project database and secure-environment runs with UNIGE IT, about eight developer days</w:t>
+            </w:r>
+          </w:p>
+        </w:tc>
+        <w:tc>
+          <w:tcPr/>
+          <w:p>
+            <w:pPr>
+              <w:pStyle w:val="Compact"/>
+              <w:jc w:val="right"/>
+            </w:pPr>
+            <w:r>
+              <w:t xml:space="preserve">8,000</w:t>
+            </w:r>
+          </w:p>
+        </w:tc>
+      </w:tr>
+      <w:tr>
+        <w:tc>
+          <w:tcPr/>
+          <w:p>
+            <w:pPr>
+              <w:pStyle w:val="Compact"/>
+              <w:jc w:val="left"/>
+            </w:pPr>
+            <w:r>
+              <w:t xml:space="preserve">IT services, dashboard</w:t>
+            </w:r>
+          </w:p>
+        </w:tc>
+        <w:tc>
+          <w:tcPr/>
+          <w:p>
+            <w:pPr>
+              <w:pStyle w:val="Compact"/>
+              <w:jc w:val="left"/>
+            </w:pPr>
+            <w:r>
+              <w:t xml:space="preserve">small hosted instance for observation mode, two years at 1,200</w:t>
+            </w:r>
+          </w:p>
+        </w:tc>
+        <w:tc>
+          <w:tcPr/>
+          <w:p>
+            <w:pPr>
+              <w:pStyle w:val="Compact"/>
+              <w:jc w:val="right"/>
+            </w:pPr>
+            <w:r>
+              <w:t xml:space="preserve">2,400</w:t>
+            </w:r>
+          </w:p>
+        </w:tc>
+      </w:tr>
+      <w:tr>
+        <w:tc>
+          <w:tcPr/>
+          <w:p>
+            <w:pPr>
+              <w:pStyle w:val="Compact"/>
+              <w:jc w:val="left"/>
+            </w:pPr>
+            <w:r>
+              <w:t xml:space="preserve">Open research data</w:t>
+            </w:r>
+          </w:p>
+        </w:tc>
+        <w:tc>
+          <w:tcPr/>
+          <w:p>
+            <w:pPr>
+              <w:pStyle w:val="Compact"/>
+              <w:jc w:val="left"/>
+            </w:pPr>
+            <w:r>
+              <w:t xml:space="preserve">deposit and curation of the benchmark, code and evaluation outputs</w:t>
+            </w:r>
+          </w:p>
+        </w:tc>
+        <w:tc>
+          <w:tcPr/>
+          <w:p>
+            <w:pPr>
+              <w:pStyle w:val="Compact"/>
+              <w:jc w:val="right"/>
+            </w:pPr>
+            <w:r>
+              <w:t xml:space="preserve">2,000</w:t>
+            </w:r>
+          </w:p>
+        </w:tc>
+      </w:tr>
+      <w:tr>
+        <w:tc>
+          <w:tcPr/>
+          <w:p>
+            <w:pPr>
+              <w:pStyle w:val="Compact"/>
+              <w:jc w:val="left"/>
+            </w:pPr>
+            <w:r>
+              <w:t xml:space="preserve">Data access</w:t>
+            </w:r>
+          </w:p>
+        </w:tc>
+        <w:tc>
+          <w:tcPr/>
+          <w:p>
+            <w:pPr>
+              <w:pStyle w:val="Compact"/>
+              <w:jc w:val="left"/>
+            </w:pPr>
+            <w:r>
+              <w:t xml:space="preserve">HUG data-office extraction and preparation of the emergency series (to confirm)</w:t>
+            </w:r>
+          </w:p>
+        </w:tc>
+        <w:tc>
+          <w:tcPr/>
+          <w:p>
+            <w:pPr>
+              <w:pStyle w:val="Compact"/>
+              <w:jc w:val="right"/>
+            </w:pPr>
+            <w:r>
+              <w:t xml:space="preserve">3,000</w:t>
+            </w:r>
+          </w:p>
+        </w:tc>
+      </w:tr>
+      <w:tr>
+        <w:tc>
+          <w:tcPr/>
+          <w:p>
+            <w:pPr>
+              <w:pStyle w:val="Compact"/>
+              <w:jc w:val="left"/>
+            </w:pPr>
+            <w:r>
+              <w:t xml:space="preserve">Regulatory fees</w:t>
+            </w:r>
+          </w:p>
+        </w:tc>
+        <w:tc>
+          <w:tcPr/>
+          <w:p>
+            <w:pPr>
+              <w:pStyle w:val="Compact"/>
+              <w:jc w:val="left"/>
+            </w:pPr>
+            <w:r>
+              <w:t xml:space="preserve">ethics commission fees for the Art. 34 submission</w:t>
+            </w:r>
+          </w:p>
+        </w:tc>
+        <w:tc>
+          <w:tcPr/>
+          <w:p>
+            <w:pPr>
+              <w:pStyle w:val="Compact"/>
+              <w:jc w:val="right"/>
+            </w:pPr>
+            <w:r>
+              <w:t xml:space="preserve">1,500</w:t>
+            </w:r>
+          </w:p>
+        </w:tc>
+      </w:tr>
+      <w:tr>
+        <w:tc>
+          <w:tcPr/>
+          <w:p>
+            <w:pPr>
+              <w:pStyle w:val="Compact"/>
+              <w:jc w:val="left"/>
+            </w:pPr>
+            <w:r>
+              <w:t xml:space="preserve">Total</w:t>
+            </w:r>
+          </w:p>
+        </w:tc>
+        <w:tc>
+          <w:tcPr/>
+          <w:p>
+            <w:pPr>
+              <w:pStyle w:val="Compact"/>
+            </w:pPr>
+          </w:p>
+        </w:tc>
+        <w:tc>
+          <w:tcPr/>
+          <w:p>
+            <w:pPr>
+              <w:pStyle w:val="Compact"/>
+              <w:jc w:val="right"/>
+            </w:pPr>
+            <w:r>
+              <w:t xml:space="preserve">249,848</w:t>
+            </w:r>
+          </w:p>
+        </w:tc>
+      </w:tr>
+      <w:tr>
+        <w:tc>
+          <w:tcPr/>
+          <w:p>
+            <w:pPr>
+              <w:pStyle w:val="Compact"/>
+              <w:jc w:val="left"/>
+            </w:pPr>
+            <w:r>
+              <w:t xml:space="preserve">Headroom under CHF 250,000</w:t>
+            </w:r>
+          </w:p>
+        </w:tc>
+        <w:tc>
+          <w:tcPr/>
+          <w:p>
+            <w:pPr>
+              <w:pStyle w:val="Compact"/>
+            </w:pPr>
+          </w:p>
+        </w:tc>
+        <w:tc>
+          <w:tcPr/>
+          <w:p>
+            <w:pPr>
+              <w:pStyle w:val="Compact"/>
+              <w:jc w:val="right"/>
+            </w:pPr>
+            <w:r>
+              <w:t xml:space="preserve">152</w:t>
+            </w:r>
+          </w:p>
+        </w:tc>
+      </w:tr>
+    </w:tbl>
+    <w:p>
+      <w:pPr>
+        <w:pStyle w:val="BodyText"/>
+      </w:pPr>
+      <w:r>
+        <w:t xml:space="preserve">Adjustment rule, since the class-17 gross is an assumption. Each CHF 5,000 of gross at 100%</w:t>
+      </w:r>
+      <w:r>
+        <w:t xml:space="preserve"> </w:t>
+      </w:r>
+      <w:r>
+        <w:t xml:space="preserve">above 105,000 adds about 9,430 to the collaborator line. Cut in this order until the total is</w:t>
+      </w:r>
+      <w:r>
+        <w:t xml:space="preserve"> </w:t>
+      </w:r>
+      <w:r>
+        <w:t xml:space="preserve">back under the cap. The overseas conference (4,000), one short stay (3,000), the HUG fee line</w:t>
+      </w:r>
+      <w:r>
+        <w:t xml:space="preserve"> </w:t>
+      </w:r>
+      <w:r>
+        <w:t xml:space="preserve">(3,000), one visitor (1,500), then shorten the collaborator by one month (about 4,300 per</w:t>
+      </w:r>
+      <w:r>
+        <w:t xml:space="preserve"> </w:t>
+      </w:r>
+      <w:r>
+        <w:t xml:space="preserve">month). If the gross is below 105,000, add back in the reverse order, then raise the student to</w:t>
+      </w:r>
+      <w:r>
+        <w:t xml:space="preserve"> </w:t>
+      </w:r>
+      <w:r>
+        <w:t xml:space="preserve">20% (about 3,900 more).</w:t>
+      </w:r>
+    </w:p>
+    <w:p>
+      <w:pPr>
+        <w:pStyle w:val="BodyText"/>
+      </w:pPr>
+      <w:r>
+        <w:t xml:space="preserve">On the master’s student. Paying a minimum is the right call. The thesis itself is academic work</w:t>
+      </w:r>
+      <w:r>
+        <w:t xml:space="preserve"> </w:t>
+      </w:r>
+      <w:r>
+        <w:t xml:space="preserve">and is not paid, the ARE contract at 10% (about four hours a week) recognises the extraction</w:t>
+      </w:r>
+      <w:r>
+        <w:t xml:space="preserve"> </w:t>
+      </w:r>
+      <w:r>
+        <w:t xml:space="preserve">work on the benchmark, keeps the student inside the University’s rules and costs under 4,000.</w:t>
+      </w:r>
+      <w:r>
+        <w:t xml:space="preserve"> </w:t>
+      </w:r>
+      <w:r>
+        <w:t xml:space="preserve">If the student, not the collaborator, is to be the second extractor of T1.2, raise to 20% for</w:t>
+      </w:r>
+      <w:r>
+        <w:t xml:space="preserve"> </w:t>
+      </w:r>
+      <w:r>
+        <w:t xml:space="preserve">the seven months (7,835 with charges) and cut the overseas conference.</w:t>
+      </w:r>
+    </w:p>
+    <w:p>
+      <w:pPr>
+        <w:pStyle w:val="BodyText"/>
+      </w:pPr>
+      <w:r>
+        <w:t xml:space="preserve">Scenario A as first asked, 40% for 48 months from M1, for the record.</w:t>
       </w:r>
     </w:p>
     <w:tbl>
@@ -1205,31 +1953,31 @@
               <w:jc w:val="left"/>
             </w:pPr>
             <w:r>
-              <w:t xml:space="preserve">ARE at 40%, 7 months (second extractor, M3 to M9)</w:t>
-            </w:r>
-          </w:p>
-        </w:tc>
-        <w:tc>
-          <w:tcPr/>
-          <w:p>
-            <w:pPr>
-              <w:pStyle w:val="Compact"/>
-              <w:jc w:val="right"/>
-            </w:pPr>
-            <w:r>
-              <w:t xml:space="preserve">12,740</w:t>
-            </w:r>
-          </w:p>
-        </w:tc>
-        <w:tc>
-          <w:tcPr/>
-          <w:p>
-            <w:pPr>
-              <w:pStyle w:val="Compact"/>
-              <w:jc w:val="right"/>
-            </w:pPr>
-            <w:r>
-              <w:t xml:space="preserve">15,670</w:t>
+              <w:t xml:space="preserve">ARE at 10%, 7 months</w:t>
+            </w:r>
+          </w:p>
+        </w:tc>
+        <w:tc>
+          <w:tcPr/>
+          <w:p>
+            <w:pPr>
+              <w:pStyle w:val="Compact"/>
+              <w:jc w:val="right"/>
+            </w:pPr>
+            <w:r>
+              <w:t xml:space="preserve">3,185</w:t>
+            </w:r>
+          </w:p>
+        </w:tc>
+        <w:tc>
+          <w:tcPr/>
+          <w:p>
+            <w:pPr>
+              <w:pStyle w:val="Compact"/>
+              <w:jc w:val="right"/>
+            </w:pPr>
+            <w:r>
+              <w:t xml:space="preserve">3,918</w:t>
             </w:r>
           </w:p>
         </w:tc>
@@ -1263,7 +2011,7 @@
               <w:jc w:val="right"/>
             </w:pPr>
             <w:r>
-              <w:t xml:space="preserve">222,310</w:t>
+              <w:t xml:space="preserve">210,558</w:t>
             </w:r>
           </w:p>
         </w:tc>
@@ -1274,7 +2022,21 @@
         <w:pStyle w:val="BodyText"/>
       </w:pPr>
       <w:r>
-        <w:t xml:space="preserve">Scenario B, collaborator at 40% for 7 months, then 20% for 36 months.</w:t>
+        <w:t xml:space="preserve">With the other lines above (47,900) it reaches 258,458, over the cap by about 8,500. Starting</w:t>
+      </w:r>
+      <w:r>
+        <w:t xml:space="preserve"> </w:t>
+      </w:r>
+      <w:r>
+        <w:t xml:space="preserve">the hire at M3, where the plan places the benchmark, is what makes it fit.</w:t>
+      </w:r>
+    </w:p>
+    <w:p>
+      <w:pPr>
+        <w:pStyle w:val="BodyText"/>
+      </w:pPr>
+      <w:r>
+        <w:t xml:space="preserve">Scenario B, for reference, collaborator at 40% for 7 months, then 20% for 36 months.</w:t>
       </w:r>
     </w:p>
     <w:tbl>
@@ -1480,13 +2242,13 @@
       </w:tr>
     </w:tbl>
     <w:bookmarkEnd w:id="24"/>
-    <w:bookmarkStart w:id="25" w:name="Xf929ae64515fffb6075e3753150015d234d13e5"/>
+    <w:bookmarkStart w:id="25" w:name="Xfd4fffc74474d0d6baa13e02d8be4e935aaac4c"/>
     <w:p>
       <w:pPr>
         <w:pStyle w:val="Heading3"/>
       </w:pPr>
       <w:r>
-        <w:t xml:space="preserve">Other lines (assumed amounts, same in both scenarios)</w:t>
+        <w:t xml:space="preserve">Other lines as first drafted (before the fit, for reference)</w:t>
       </w:r>
     </w:p>
     <w:tbl>
@@ -1981,7 +2743,7 @@
               <w:jc w:val="right"/>
             </w:pPr>
             <w:r>
-              <w:t xml:space="preserve">Scenario A</w:t>
+              <w:t xml:space="preserve">Scenario A fitted (M3 to M48)</w:t>
             </w:r>
           </w:p>
         </w:tc>
@@ -2007,19 +2769,19 @@
               <w:jc w:val="left"/>
             </w:pPr>
             <w:r>
-              <w:t xml:space="preserve">Staff</w:t>
-            </w:r>
-          </w:p>
-        </w:tc>
-        <w:tc>
-          <w:tcPr/>
-          <w:p>
-            <w:pPr>
-              <w:pStyle w:val="Compact"/>
-              <w:jc w:val="right"/>
-            </w:pPr>
-            <w:r>
-              <w:t xml:space="preserve">222,310</w:t>
+              <w:t xml:space="preserve">Staff including the student</w:t>
+            </w:r>
+          </w:p>
+        </w:tc>
+        <w:tc>
+          <w:tcPr/>
+          <w:p>
+            <w:pPr>
+              <w:pStyle w:val="Compact"/>
+              <w:jc w:val="right"/>
+            </w:pPr>
+            <w:r>
+              <w:t xml:space="preserve">201,948</w:t>
             </w:r>
           </w:p>
         </w:tc>
@@ -2057,22 +2819,22 @@
               <w:jc w:val="right"/>
             </w:pPr>
             <w:r>
+              <w:t xml:space="preserve">47,900</w:t>
+            </w:r>
+          </w:p>
+        </w:tc>
+        <w:tc>
+          <w:tcPr/>
+          <w:p>
+            <w:pPr>
+              <w:pStyle w:val="Compact"/>
+              <w:jc w:val="right"/>
+            </w:pPr>
+            <w:r>
               <w:t xml:space="preserve">56,900</w:t>
             </w:r>
           </w:p>
         </w:tc>
-        <w:tc>
-          <w:tcPr/>
-          <w:p>
-            <w:pPr>
-              <w:pStyle w:val="Compact"/>
-              <w:jc w:val="right"/>
-            </w:pPr>
-            <w:r>
-              <w:t xml:space="preserve">56,900</w:t>
-            </w:r>
-          </w:p>
-        </w:tc>
       </w:tr>
       <w:tr>
         <w:tc>
@@ -2095,7 +2857,7 @@
               <w:jc w:val="right"/>
             </w:pPr>
             <w:r>
-              <w:t xml:space="preserve">279,210</w:t>
+              <w:t xml:space="preserve">249,848</w:t>
             </w:r>
           </w:p>
         </w:tc>
@@ -2133,7 +2895,7 @@
               <w:jc w:val="right"/>
             </w:pPr>
             <w:r>
-              <w:t xml:space="preserve">over by 29,210</w:t>
+              <w:t xml:space="preserve">under by 152</w:t>
             </w:r>
           </w:p>
         </w:tc>
@@ -2156,53 +2918,13 @@
         <w:pStyle w:val="BodyText"/>
       </w:pPr>
       <w:r>
-        <w:t xml:space="preserve">Scenario A does not fit at the assumed class-17 rate. It would fit only if the collaborator’s</w:t>
-      </w:r>
-      <w:r>
-        <w:t xml:space="preserve"> </w:t>
-      </w:r>
-      <w:r>
-        <w:t xml:space="preserve">gross is at most about CHF 90,000 at 100%, or if the other lines are cut to about CHF 27,000</w:t>
-      </w:r>
-      <w:r>
-        <w:t xml:space="preserve"> </w:t>
-      </w:r>
-      <w:r>
-        <w:t xml:space="preserve">(no overseas conference, no visitors, half the IT line, no data or regulatory fees).</w:t>
-      </w:r>
-    </w:p>
-    <w:p>
-      <w:pPr>
-        <w:pStyle w:val="BodyText"/>
-      </w:pPr>
-      <w:r>
-        <w:t xml:space="preserve">Scenario B fits with room. The headroom of about CHF 70,000 could raise the collaborator to 30%</w:t>
-      </w:r>
-      <w:r>
-        <w:t xml:space="preserve"> </w:t>
-      </w:r>
-      <w:r>
-        <w:t xml:space="preserve">in years 2 to 4 (adds about 38,700) or extend the 40% to the full first year (M3 to M14, adds</w:t>
-      </w:r>
-      <w:r>
-        <w:t xml:space="preserve"> </w:t>
-      </w:r>
-      <w:r>
-        <w:t xml:space="preserve">about 10,800), while staying under the cap.</w:t>
-      </w:r>
-    </w:p>
-    <w:p>
-      <w:pPr>
-        <w:pStyle w:val="BodyText"/>
-      </w:pPr>
-      <w:r>
-        <w:t xml:space="preserve">Sensitivity. Each CHF 10,000 of difference in the class-17 gross at 100% moves scenario A by</w:t>
-      </w:r>
-      <w:r>
-        <w:t xml:space="preserve"> </w:t>
-      </w:r>
-      <w:r>
-        <w:t xml:space="preserve">about 19,700 and scenario B by about 10,200.</w:t>
+        <w:t xml:space="preserve">The applicant chose scenario A (20 Oct). Scenario B stays here as the fallback if the RGO</w:t>
+      </w:r>
+      <w:r>
+        <w:t xml:space="preserve"> </w:t>
+      </w:r>
+      <w:r>
+        <w:t xml:space="preserve">returns a class-17 gross well above 105,000.</w:t>
       </w:r>
     </w:p>
     <w:bookmarkEnd w:id="26"/>
@@ -2221,19 +2943,25 @@
         <w:pStyle w:val="FirstParagraph"/>
       </w:pPr>
       <w:r>
-        <w:t xml:space="preserve">Staff, scientific collaborator (class 17, part-time). Supports the labour-intensive specified</w:t>
-      </w:r>
-      <w:r>
-        <w:t xml:space="preserve"> </w:t>
-      </w:r>
-      <w:r>
-        <w:t xml:space="preserve">work. Second extraction arm of the manual benchmark in T1.2 (M3 to M9), then data handling,</w:t>
-      </w:r>
-      <w:r>
-        <w:t xml:space="preserve"> </w:t>
-      </w:r>
-      <w:r>
-        <w:t xml:space="preserve">the rolling replay pipeline of WP3 and reproducibility of the evaluation code. The scientific</w:t>
+        <w:t xml:space="preserve">Staff, scientific collaborator (class 17, 40%, M3 to M48). Supports the labour-intensive</w:t>
+      </w:r>
+      <w:r>
+        <w:t xml:space="preserve"> </w:t>
+      </w:r>
+      <w:r>
+        <w:t xml:space="preserve">specified work. Second extraction arm of the manual benchmark in T1.2 (M3 to M9), then data</w:t>
+      </w:r>
+      <w:r>
+        <w:t xml:space="preserve"> </w:t>
+      </w:r>
+      <w:r>
+        <w:t xml:space="preserve">handling, the rolling replay pipeline of WP3, the dashboard runs and reproducibility of the</w:t>
+      </w:r>
+      <w:r>
+        <w:t xml:space="preserve"> </w:t>
+      </w:r>
+      <w:r>
+        <w:t xml:space="preserve">evaluation code. The scientific</w:t>
       </w:r>
       <w:r>
         <w:t xml:space="preserve"> </w:t>
@@ -2253,19 +2981,19 @@
         <w:pStyle w:val="BodyText"/>
       </w:pPr>
       <w:r>
-        <w:t xml:space="preserve">Staff, master’s student (ARE). Second independent extractor for the T1.2 benchmark, seven months</w:t>
-      </w:r>
-      <w:r>
-        <w:t xml:space="preserve"> </w:t>
-      </w:r>
-      <w:r>
-        <w:t xml:space="preserve">at 40%, under the registered extraction protocol (plan 2.3.3, T1.2). Hired through the</w:t>
-      </w:r>
-      <w:r>
-        <w:t xml:space="preserve"> </w:t>
-      </w:r>
-      <w:r>
-        <w:t xml:space="preserve">University’s ARE scheme.</w:t>
+        <w:t xml:space="preserve">Staff, master’s student (ARE, 10%, M3 to M9). Assists the manual extraction for the T1.2</w:t>
+      </w:r>
+      <w:r>
+        <w:t xml:space="preserve"> </w:t>
+      </w:r>
+      <w:r>
+        <w:t xml:space="preserve">benchmark under the registered protocol, alongside a master’s thesis on the project (plan 2.3.3,</w:t>
+      </w:r>
+      <w:r>
+        <w:t xml:space="preserve"> </w:t>
+      </w:r>
+      <w:r>
+        <w:t xml:space="preserve">T1.2). Hired through the University’s ARE scheme at the student rate.</w:t>
       </w:r>
     </w:p>
     <w:p>
@@ -2692,6 +3420,36 @@
       </w:r>
       <w:r>
         <w:t xml:space="preserve">collaborator.</w:t>
+      </w:r>
+    </w:p>
+    <w:p>
+      <w:pPr>
+        <w:numPr>
+          <w:ilvl w:val="0"/>
+          <w:numId w:val="1004"/>
+        </w:numPr>
+        <w:pStyle w:val="Compact"/>
+      </w:pPr>
+      <w:r>
+        <w:t xml:space="preserve">20 Oct, later. Applicant: enter 19/9 at the start (no 2027 annuity assumed), scenario A</w:t>
+      </w:r>
+      <w:r>
+        <w:t xml:space="preserve"> </w:t>
+      </w:r>
+      <w:r>
+        <w:t xml:space="preserve">preferred but never over the cap and without dropping much, all expenses listed, the</w:t>
+      </w:r>
+      <w:r>
+        <w:t xml:space="preserve"> </w:t>
+      </w:r>
+      <w:r>
+        <w:t xml:space="preserve">collaborator is class 17, question whether to pay the master’s student a minimum. Answer: yes,</w:t>
+      </w:r>
+      <w:r>
+        <w:t xml:space="preserve"> </w:t>
+      </w:r>
+      <w:r>
+        <w:t xml:space="preserve">ARE at 10% for seven months. Fitted by starting the hire at M3.</w:t>
       </w:r>
     </w:p>
     <w:p>

--- a/04-other-documents/budget.docx
+++ b/04-other-documents/budget.docx
@@ -2,13 +2,13 @@
 <file path=word/document.xml><?xml version="1.0" encoding="utf-8"?>
 <w:document xmlns:w="http://schemas.openxmlformats.org/wordprocessingml/2006/main" xmlns:m="http://schemas.openxmlformats.org/officeDocument/2006/math" xmlns:r="http://schemas.openxmlformats.org/officeDocument/2006/relationships" xmlns:o="urn:schemas-microsoft-com:office:office" xmlns:v="urn:schemas-microsoft-com:vml" xmlns:w10="urn:schemas-microsoft-com:office:word" xmlns:a="http://schemas.openxmlformats.org/drawingml/2006/main" xmlns:pic="http://schemas.openxmlformats.org/drawingml/2006/picture" xmlns:wp="http://schemas.openxmlformats.org/drawingml/2006/wordprocessingDrawing">
   <w:body>
-    <w:bookmarkStart w:id="32" w:name="Xbba89c5b267f26b7684fc00dfd2a6d633bfbe87"/>
+    <w:bookmarkStart w:id="33" w:name="X51c8ad992c9ad349ca6d5b2b596ebf857163e40"/>
     <w:p>
       <w:pPr>
         <w:pStyle w:val="Heading1"/>
       </w:pPr>
       <w:r>
-        <w:t xml:space="preserve">Budget for mySNF (Ambizione 2026), working version of 20 October 2026</w:t>
+        <w:t xml:space="preserve">Budget for mySNF (Ambizione 2026), working version of 20 October 2026, third pass</w:t>
       </w:r>
     </w:p>
     <w:p>
@@ -66,19 +66,78 @@
         <w:pStyle w:val="BodyText"/>
       </w:pPr>
       <w:r>
-        <w:t xml:space="preserve">Figures marked (assumed) are planning assumptions to be confirmed by the applicant or the RGO.</w:t>
-      </w:r>
-      <w:r>
-        <w:t xml:space="preserve"> </w:t>
-      </w:r>
-      <w:r>
-        <w:t xml:space="preserve">Social charges are 23% in Geneva and mySNF adds them automatically. They are shown here so that</w:t>
-      </w:r>
-      <w:r>
-        <w:t xml:space="preserve"> </w:t>
-      </w:r>
-      <w:r>
-        <w:t xml:space="preserve">the total can be checked against the cap.</w:t>
+        <w:t xml:space="preserve">Support staff are ARE only (auxiliaires de recherche et d’enseignement), as the RGO indicated on</w:t>
+      </w:r>
+      <w:r>
+        <w:t xml:space="preserve"> </w:t>
+      </w:r>
+      <w:r>
+        <w:t xml:space="preserve">14 Oct and as the plan’s table in 2.3.3 already says (</w:t>
+      </w:r>
+      <w:r>
+        <w:t xml:space="preserve">“</w:t>
+      </w:r>
+      <w:r>
+        <w:t xml:space="preserve">Research assistants, master’s students,</w:t>
+      </w:r>
+      <w:r>
+        <w:t xml:space="preserve"> </w:t>
+      </w:r>
+      <w:r>
+        <w:t xml:space="preserve">at most 40%</w:t>
+      </w:r>
+      <w:r>
+        <w:t xml:space="preserve">”</w:t>
+      </w:r>
+      <w:r>
+        <w:t xml:space="preserve">). An ARE is a student enrolled in a bachelor or a master, without a master’s degree</w:t>
+      </w:r>
+      <w:r>
+        <w:t xml:space="preserve"> </w:t>
+      </w:r>
+      <w:r>
+        <w:t xml:space="preserve">at hiring, paid at class 6 annuity 0 of the Geneva scale. The class-17 collaborator considered</w:t>
+      </w:r>
+      <w:r>
+        <w:t xml:space="preserve"> </w:t>
+      </w:r>
+      <w:r>
+        <w:t xml:space="preserve">earlier on 20 Oct is dropped (applicant, 20 Oct,</w:t>
+      </w:r>
+      <w:r>
+        <w:t xml:space="preserve"> </w:t>
+      </w:r>
+      <w:r>
+        <w:t xml:space="preserve">“</w:t>
+      </w:r>
+      <w:r>
+        <w:t xml:space="preserve">I was wrong</w:t>
+      </w:r>
+      <w:r>
+        <w:t xml:space="preserve">”</w:t>
+      </w:r>
+      <w:r>
+        <w:t xml:space="preserve">).</w:t>
+      </w:r>
+    </w:p>
+    <w:p>
+      <w:pPr>
+        <w:pStyle w:val="BodyText"/>
+      </w:pPr>
+      <w:r>
+        <w:t xml:space="preserve">Figures marked (assumed) are planning assumptions to confirm with the RGO. Social charges are</w:t>
+      </w:r>
+      <w:r>
+        <w:t xml:space="preserve"> </w:t>
+      </w:r>
+      <w:r>
+        <w:t xml:space="preserve">23% in Geneva and mySNF adds them automatically. They are shown here so that the total can be</w:t>
+      </w:r>
+      <w:r>
+        <w:t xml:space="preserve"> </w:t>
+      </w:r>
+      <w:r>
+        <w:t xml:space="preserve">checked against the cap.</w:t>
       </w:r>
     </w:p>
     <w:bookmarkStart w:id="23" w:name="applicant-salary"/>
@@ -200,7 +259,7 @@
               <w:jc w:val="left"/>
             </w:pPr>
             <w:r>
-              <w:t xml:space="preserve">The Conseil d’Etat decided on 17 Sept 2026 to grant the annuity in 2027, without indexation</w:t>
+              <w:t xml:space="preserve">The Conseil d’Etat decided on 17 Sept 2026 to grant the annuity in 2027, without indexation. The 2027 budget still has to pass the Grand Conseil, the 2026 one never did</w:t>
             </w:r>
           </w:p>
         </w:tc>
@@ -226,19 +285,19 @@
               <w:jc w:val="left"/>
             </w:pPr>
             <w:r>
-              <w:t xml:space="preserve">The 2026 budget was never adopted (twelfths regime). The 2027 budget still has to pass the Grand Conseil</w:t>
-            </w:r>
-          </w:p>
-        </w:tc>
-        <w:tc>
-          <w:tcPr/>
-          <w:p>
-            <w:pPr>
-              <w:pStyle w:val="Compact"/>
-              <w:jc w:val="left"/>
-            </w:pPr>
-            <w:r>
-              <w:t xml:space="preserve">Same release</w:t>
+              <w:t xml:space="preserve">Ambizione grantees at UNIGE are collaborateur/trice scientifique II, class 19</w:t>
+            </w:r>
+          </w:p>
+        </w:tc>
+        <w:tc>
+          <w:tcPr/>
+          <w:p>
+            <w:pPr>
+              <w:pStyle w:val="Compact"/>
+              <w:jc w:val="left"/>
+            </w:pPr>
+            <w:r>
+              <w:t xml:space="preserve">RGO, 13 Oct</w:t>
             </w:r>
           </w:p>
         </w:tc>
@@ -252,7 +311,7 @@
               <w:jc w:val="left"/>
             </w:pPr>
             <w:r>
-              <w:t xml:space="preserve">Ambizione grantees at UNIGE are collaborateur/trice scientifique II, class 19</w:t>
+              <w:t xml:space="preserve">Class 19 scale 2026 from the RGO table. 19/12 CHF 131,330, 19/13 132,379, 19/14 133,428, 19/15 134,477, one annuity = CHF 1,049 at this level</w:t>
             </w:r>
           </w:p>
         </w:tc>
@@ -278,32 +337,6 @@
               <w:jc w:val="left"/>
             </w:pPr>
             <w:r>
-              <w:t xml:space="preserve">Class 19 scale 2026, from the RGO table. 19/12 CHF 131,330, 19/13 132,379, 19/14 133,428, 19/15 134,477, one annuity = CHF 1,049 at this level</w:t>
-            </w:r>
-          </w:p>
-        </w:tc>
-        <w:tc>
-          <w:tcPr/>
-          <w:p>
-            <w:pPr>
-              <w:pStyle w:val="Compact"/>
-              <w:jc w:val="left"/>
-            </w:pPr>
-            <w:r>
-              <w:t xml:space="preserve">RGO, 13 Oct</w:t>
-            </w:r>
-          </w:p>
-        </w:tc>
-      </w:tr>
-      <w:tr>
-        <w:tc>
-          <w:tcPr/>
-          <w:p>
-            <w:pPr>
-              <w:pStyle w:val="Compact"/>
-              <w:jc w:val="left"/>
-            </w:pPr>
-            <w:r>
               <w:t xml:space="preserve">Class 19 in 2019 ran from CHF 101,376 (annuity 0) to 137,068 (annuity 22)</w:t>
             </w:r>
           </w:p>
@@ -317,32 +350,6 @@
             </w:pPr>
             <w:r>
               <w:t xml:space="preserve">Grand Conseil written answer, 2019</w:t>
-            </w:r>
-          </w:p>
-        </w:tc>
-      </w:tr>
-      <w:tr>
-        <w:tc>
-          <w:tcPr/>
-          <w:p>
-            <w:pPr>
-              <w:pStyle w:val="Compact"/>
-              <w:jc w:val="left"/>
-            </w:pPr>
-            <w:r>
-              <w:t xml:space="preserve">The RGO’s own estimate for year 1 was 19/12 (her text also mentions 19/11 for 2027-2028)</w:t>
-            </w:r>
-          </w:p>
-        </w:tc>
-        <w:tc>
-          <w:tcPr/>
-          <w:p>
-            <w:pPr>
-              <w:pStyle w:val="Compact"/>
-              <w:jc w:val="left"/>
-            </w:pPr>
-            <w:r>
-              <w:t xml:space="preserve">RGO, 13 Oct</w:t>
             </w:r>
           </w:p>
         </w:tc>
@@ -373,13 +380,7 @@
         <w:t xml:space="preserve"> </w:t>
       </w:r>
       <w:r>
-        <w:t xml:space="preserve">1 January 2027 and is at 19/10 when the grant starts. If the budget fails again and the</w:t>
-      </w:r>
-      <w:r>
-        <w:t xml:space="preserve"> </w:t>
-      </w:r>
-      <w:r>
-        <w:t xml:space="preserve">State runs on twelfths, no annuity is paid and he stays at 19/9.</w:t>
+        <w:t xml:space="preserve">1 January 2027. If the State runs on twelfths again, he stays at 19/9.</w:t>
       </w:r>
     </w:p>
     <w:p>
@@ -391,19 +392,19 @@
         <w:pStyle w:val="Compact"/>
       </w:pPr>
       <w:r>
-        <w:t xml:space="preserve">The change of function to collaborateur scientifique II is within class 19. Geneva staff</w:t>
-      </w:r>
-      <w:r>
-        <w:t xml:space="preserve"> </w:t>
-      </w:r>
-      <w:r>
-        <w:t xml:space="preserve">rules protect the acquired salary on a change of function inside the State and the</w:t>
-      </w:r>
-      <w:r>
-        <w:t xml:space="preserve"> </w:t>
-      </w:r>
-      <w:r>
-        <w:t xml:space="preserve">University, so the entry annuity cannot be below the current one. 19/9 or 19/10 is the floor.</w:t>
+        <w:t xml:space="preserve">The change of function to collaborateur scientifique II is within class 19. The acquired</w:t>
+      </w:r>
+      <w:r>
+        <w:t xml:space="preserve"> </w:t>
+      </w:r>
+      <w:r>
+        <w:t xml:space="preserve">salary is protected on a change of function inside the State and the University, so the</w:t>
+      </w:r>
+      <w:r>
+        <w:t xml:space="preserve"> </w:t>
+      </w:r>
+      <w:r>
+        <w:t xml:space="preserve">entry annuity cannot be below the current one.</w:t>
       </w:r>
     </w:p>
     <w:p>
@@ -415,31 +416,13 @@
         <w:pStyle w:val="Compact"/>
       </w:pPr>
       <w:r>
-        <w:t xml:space="preserve">At appointment, UNIGE sets the annuity from the experience it recognises. For scientific</w:t>
-      </w:r>
-      <w:r>
-        <w:t xml:space="preserve"> </w:t>
-      </w:r>
-      <w:r>
-        <w:t xml:space="preserve">collaborators, post-doctoral experience is counted, and the RGO’s figure (19/12 in year 1)</w:t>
-      </w:r>
-      <w:r>
-        <w:t xml:space="preserve"> </w:t>
-      </w:r>
-      <w:r>
-        <w:t xml:space="preserve">suggests she applied that recognition to the 3.75 years since the doctorate (December 2023)</w:t>
-      </w:r>
-      <w:r>
-        <w:t xml:space="preserve"> </w:t>
-      </w:r>
-      <w:r>
-        <w:t xml:space="preserve">on top of the current position. Whether years of research before the doctorate count is HR’s</w:t>
-      </w:r>
-      <w:r>
-        <w:t xml:space="preserve"> </w:t>
-      </w:r>
-      <w:r>
-        <w:t xml:space="preserve">decision and cannot be settled here.</w:t>
+        <w:t xml:space="preserve">At appointment, UNIGE may recognise post-doctoral experience. The RGO’s own estimate (19/12</w:t>
+      </w:r>
+      <w:r>
+        <w:t xml:space="preserve"> </w:t>
+      </w:r>
+      <w:r>
+        <w:t xml:space="preserve">in year 1) suggests she applied that. HR decides, it cannot be settled here.</w:t>
       </w:r>
     </w:p>
     <w:p>
@@ -451,55 +434,23 @@
         <w:pStyle w:val="Compact"/>
       </w:pPr>
       <w:r>
-        <w:t xml:space="preserve">The exact amounts below annuity 12 are not in the RGO table. The scale’s early steps are</w:t>
-      </w:r>
-      <w:r>
-        <w:t xml:space="preserve"> </w:t>
-      </w:r>
-      <w:r>
-        <w:t xml:space="preserve">larger than the top steps (the 2019 class average step was about 1,620 against about 1,010 at</w:t>
-      </w:r>
-      <w:r>
-        <w:t xml:space="preserve"> </w:t>
-      </w:r>
-      <w:r>
-        <w:t xml:space="preserve">the top), so the extrapolation with a constant step of 1,049 slightly overstates 19/9 to</w:t>
-      </w:r>
-      <w:r>
-        <w:t xml:space="preserve"> </w:t>
-      </w:r>
-      <w:r>
-        <w:t xml:space="preserve">19/11. HR’s figure will be a little lower. mySNF corrects it at award.</w:t>
-      </w:r>
-    </w:p>
-    <w:p>
-      <w:pPr>
-        <w:pStyle w:val="FirstParagraph"/>
-      </w:pPr>
-      <w:r>
-        <w:t xml:space="preserve">Best estimate for September 2027: 19/10 is the most likely floor, 19/11 to 19/12 is plausible if</w:t>
-      </w:r>
-      <w:r>
-        <w:t xml:space="preserve"> </w:t>
-      </w:r>
-      <w:r>
-        <w:t xml:space="preserve">HR recognises the post-doctoral years at the change of function. Nothing in the rules lets it go</w:t>
-      </w:r>
-      <w:r>
-        <w:t xml:space="preserve"> </w:t>
-      </w:r>
-      <w:r>
-        <w:t xml:space="preserve">lower than today.</w:t>
+        <w:t xml:space="preserve">The amounts below annuity 12 are extrapolated with the top step of 1,049. The scale’s early</w:t>
+      </w:r>
+      <w:r>
+        <w:t xml:space="preserve"> </w:t>
+      </w:r>
+      <w:r>
+        <w:t xml:space="preserve">steps are larger, so these figures slightly overstate 19/9 to 19/11. mySNF corrects at award.</w:t>
       </w:r>
     </w:p>
     <w:bookmarkEnd w:id="21"/>
-    <w:bookmarkStart w:id="22" w:name="X4f6d05dca703cd7ac0b9449a7d3b6a7a4667c86"/>
+    <w:bookmarkStart w:id="22" w:name="Xa3fdcab5e8ef775489faabcb17c0ef6d547f515"/>
     <w:p>
       <w:pPr>
         <w:pStyle w:val="Heading3"/>
       </w:pPr>
       <w:r>
-        <w:t xml:space="preserve">The possible entries (gross at 100%, one annuity per year from the start)</w:t>
+        <w:t xml:space="preserve">Entry chosen by the applicant (20 Oct): 19/9 at the start, cautious reading</w:t>
       </w:r>
     </w:p>
     <w:tbl>
@@ -603,7 +554,7 @@
               <w:jc w:val="left"/>
             </w:pPr>
             <w:r>
-              <w:t xml:space="preserve">Applicant’s choice (20 Oct), 19/9 at start, no annuity in 2027</w:t>
+              <w:t xml:space="preserve">Applicant’s choice, 19/9 at start, no annuity assumed for 2027</w:t>
             </w:r>
           </w:p>
         </w:tc>
@@ -677,7 +628,7 @@
               <w:jc w:val="left"/>
             </w:pPr>
             <w:r>
-              <w:t xml:space="preserve">19/10 at start</w:t>
+              <w:t xml:space="preserve">For reference, 19/10 at start</w:t>
             </w:r>
           </w:p>
         </w:tc>
@@ -751,81 +702,7 @@
               <w:jc w:val="left"/>
             </w:pPr>
             <w:r>
-              <w:t xml:space="preserve">19/11 at start</w:t>
-            </w:r>
-          </w:p>
-        </w:tc>
-        <w:tc>
-          <w:tcPr/>
-          <w:p>
-            <w:pPr>
-              <w:pStyle w:val="Compact"/>
-              <w:jc w:val="right"/>
-            </w:pPr>
-            <w:r>
-              <w:t xml:space="preserve">130,281</w:t>
-            </w:r>
-          </w:p>
-        </w:tc>
-        <w:tc>
-          <w:tcPr/>
-          <w:p>
-            <w:pPr>
-              <w:pStyle w:val="Compact"/>
-              <w:jc w:val="right"/>
-            </w:pPr>
-            <w:r>
-              <w:t xml:space="preserve">131,330</w:t>
-            </w:r>
-          </w:p>
-        </w:tc>
-        <w:tc>
-          <w:tcPr/>
-          <w:p>
-            <w:pPr>
-              <w:pStyle w:val="Compact"/>
-              <w:jc w:val="right"/>
-            </w:pPr>
-            <w:r>
-              <w:t xml:space="preserve">132,379</w:t>
-            </w:r>
-          </w:p>
-        </w:tc>
-        <w:tc>
-          <w:tcPr/>
-          <w:p>
-            <w:pPr>
-              <w:pStyle w:val="Compact"/>
-              <w:jc w:val="right"/>
-            </w:pPr>
-            <w:r>
-              <w:t xml:space="preserve">133,428</w:t>
-            </w:r>
-          </w:p>
-        </w:tc>
-        <w:tc>
-          <w:tcPr/>
-          <w:p>
-            <w:pPr>
-              <w:pStyle w:val="Compact"/>
-              <w:jc w:val="right"/>
-            </w:pPr>
-            <w:r>
-              <w:t xml:space="preserve">131,855</w:t>
-            </w:r>
-          </w:p>
-        </w:tc>
-      </w:tr>
-      <w:tr>
-        <w:tc>
-          <w:tcPr/>
-          <w:p>
-            <w:pPr>
-              <w:pStyle w:val="Compact"/>
-              <w:jc w:val="left"/>
-            </w:pPr>
-            <w:r>
-              <w:t xml:space="preserve">RGO table, 19/12 at start</w:t>
+              <w:t xml:space="preserve">For reference, RGO table, 19/12 at start</w:t>
             </w:r>
           </w:p>
         </w:tc>
@@ -896,30 +773,24 @@
         <w:pStyle w:val="BodyText"/>
       </w:pPr>
       <w:r>
-        <w:t xml:space="preserve">Decision (applicant, 20 Oct). Enter the first row, 19/9 at the start, average CHF 129,757, or</w:t>
-      </w:r>
-      <w:r>
-        <w:t xml:space="preserve"> </w:t>
-      </w:r>
-      <w:r>
-        <w:t xml:space="preserve">the four yearly figures if mySNF asks year by year. This is the cautious reading (2027 annuity</w:t>
-      </w:r>
-      <w:r>
-        <w:t xml:space="preserve"> </w:t>
-      </w:r>
-      <w:r>
-        <w:t xml:space="preserve">not yet voted, no recognition assumed). mySNF adds the 23% charges itself, about CHF 159,600</w:t>
-      </w:r>
-      <w:r>
-        <w:t xml:space="preserve"> </w:t>
-      </w:r>
-      <w:r>
-        <w:t xml:space="preserve">per year all-in. HR confirms the exact amount at award and it can only be higher.</w:t>
+        <w:t xml:space="preserve">Enter CHF 129,757 as the average, or the four yearly figures if mySNF asks year by year. mySNF</w:t>
+      </w:r>
+      <w:r>
+        <w:t xml:space="preserve"> </w:t>
+      </w:r>
+      <w:r>
+        <w:t xml:space="preserve">adds the 23% charges itself, about CHF 159,600 per year all-in. HR confirms the exact amount at</w:t>
+      </w:r>
+      <w:r>
+        <w:t xml:space="preserve"> </w:t>
+      </w:r>
+      <w:r>
+        <w:t xml:space="preserve">award and it can only be higher.</w:t>
       </w:r>
     </w:p>
     <w:bookmarkEnd w:id="22"/>
     <w:bookmarkEnd w:id="23"/>
-    <w:bookmarkStart w:id="27" w:name="Xc0a5f142442e88d3d328a3956f694b908eb3cb0"/>
+    <w:bookmarkStart w:id="28" w:name="Xc0a5f142442e88d3d328a3956f694b908eb3cb0"/>
     <w:p>
       <w:pPr>
         <w:pStyle w:val="Heading2"/>
@@ -928,41 +799,13 @@
         <w:t xml:space="preserve">2. Project funds, cap CHF 250,000 including charges</w:t>
       </w:r>
     </w:p>
-    <w:bookmarkStart w:id="24" w:name="staff"/>
+    <w:bookmarkStart w:id="24" w:name="rates-assumed-to-confirm-with-the-rgo"/>
     <w:p>
       <w:pPr>
         <w:pStyle w:val="Heading3"/>
       </w:pPr>
       <w:r>
-        <w:t xml:space="preserve">Staff</w:t>
-      </w:r>
-    </w:p>
-    <w:p>
-      <w:pPr>
-        <w:pStyle w:val="FirstParagraph"/>
-      </w:pPr>
-      <w:r>
-        <w:t xml:space="preserve">Two people, as the applicant intends. A part-time scientific collaborator or adjoint-e</w:t>
-      </w:r>
-      <w:r>
-        <w:t xml:space="preserve"> </w:t>
-      </w:r>
-      <w:r>
-        <w:t xml:space="preserve">scientifique I, class 17, external to the group, and a master’s student paid as ARE (auxiliaire</w:t>
-      </w:r>
-      <w:r>
-        <w:t xml:space="preserve"> </w:t>
-      </w:r>
-      <w:r>
-        <w:t xml:space="preserve">de recherche et d’enseignement).</w:t>
-      </w:r>
-    </w:p>
-    <w:p>
-      <w:pPr>
-        <w:pStyle w:val="BodyText"/>
-      </w:pPr>
-      <w:r>
-        <w:t xml:space="preserve">Planning rates (assumed, to confirm with the RGO or HR).</w:t>
+        <w:t xml:space="preserve">Rates (assumed, to confirm with the RGO)</w:t>
       </w:r>
     </w:p>
     <w:tbl>
@@ -1027,31 +870,31 @@
               <w:jc w:val="left"/>
             </w:pPr>
             <w:r>
-              <w:t xml:space="preserve">Class 17, gross at 100%, entry annuity around 4 to 6</w:t>
-            </w:r>
-          </w:p>
-        </w:tc>
-        <w:tc>
-          <w:tcPr/>
-          <w:p>
-            <w:pPr>
-              <w:pStyle w:val="Compact"/>
-              <w:jc w:val="right"/>
-            </w:pPr>
-            <w:r>
-              <w:t xml:space="preserve">CHF 105,000</w:t>
-            </w:r>
-          </w:p>
-        </w:tc>
-        <w:tc>
-          <w:tcPr/>
-          <w:p>
-            <w:pPr>
-              <w:pStyle w:val="Compact"/>
-              <w:jc w:val="left"/>
-            </w:pPr>
-            <w:r>
-              <w:t xml:space="preserve">2019 range 92,832 to 125,526 indexed by about 3.5%, middle of the lower third</w:t>
+              <w:t xml:space="preserve">ARE, class 6 annuity 0, gross per month at 10%</w:t>
+            </w:r>
+          </w:p>
+        </w:tc>
+        <w:tc>
+          <w:tcPr/>
+          <w:p>
+            <w:pPr>
+              <w:pStyle w:val="Compact"/>
+              <w:jc w:val="right"/>
+            </w:pPr>
+            <w:r>
+              <w:t xml:space="preserve">CHF 455</w:t>
+            </w:r>
+          </w:p>
+        </w:tc>
+        <w:tc>
+          <w:tcPr/>
+          <w:p>
+            <w:pPr>
+              <w:pStyle w:val="Compact"/>
+              <w:jc w:val="left"/>
+            </w:pPr>
+            <w:r>
+              <w:t xml:space="preserve">UNIGE ARE postings 2026-2027</w:t>
             </w:r>
           </w:p>
         </w:tc>
@@ -1065,31 +908,31 @@
               <w:jc w:val="left"/>
             </w:pPr>
             <w:r>
-              <w:t xml:space="preserve">Employer charges</w:t>
-            </w:r>
-          </w:p>
-        </w:tc>
-        <w:tc>
-          <w:tcPr/>
-          <w:p>
-            <w:pPr>
-              <w:pStyle w:val="Compact"/>
-              <w:jc w:val="right"/>
-            </w:pPr>
-            <w:r>
-              <w:t xml:space="preserve">23%</w:t>
-            </w:r>
-          </w:p>
-        </w:tc>
-        <w:tc>
-          <w:tcPr/>
-          <w:p>
-            <w:pPr>
-              <w:pStyle w:val="Compact"/>
-              <w:jc w:val="left"/>
-            </w:pPr>
-            <w:r>
-              <w:t xml:space="preserve">RGO</w:t>
+              <w:t xml:space="preserve">ARE at 40%, gross per month</w:t>
+            </w:r>
+          </w:p>
+        </w:tc>
+        <w:tc>
+          <w:tcPr/>
+          <w:p>
+            <w:pPr>
+              <w:pStyle w:val="Compact"/>
+              <w:jc w:val="right"/>
+            </w:pPr>
+            <w:r>
+              <w:t xml:space="preserve">CHF 1,820</w:t>
+            </w:r>
+          </w:p>
+        </w:tc>
+        <w:tc>
+          <w:tcPr/>
+          <w:p>
+            <w:pPr>
+              <w:pStyle w:val="Compact"/>
+              <w:jc w:val="left"/>
+            </w:pPr>
+            <w:r>
+              <w:t xml:space="preserve">Four times the 10% figure, about 16 hours a week</w:t>
             </w:r>
           </w:p>
         </w:tc>
@@ -1103,31 +946,128 @@
               <w:jc w:val="left"/>
             </w:pPr>
             <w:r>
-              <w:t xml:space="preserve">ARE, class 6 annuity 0, gross per month at 10%</w:t>
-            </w:r>
-          </w:p>
-        </w:tc>
-        <w:tc>
-          <w:tcPr/>
-          <w:p>
-            <w:pPr>
-              <w:pStyle w:val="Compact"/>
-              <w:jc w:val="right"/>
-            </w:pPr>
-            <w:r>
-              <w:t xml:space="preserve">CHF 455</w:t>
-            </w:r>
-          </w:p>
-        </w:tc>
-        <w:tc>
-          <w:tcPr/>
-          <w:p>
-            <w:pPr>
-              <w:pStyle w:val="Compact"/>
-              <w:jc w:val="left"/>
-            </w:pPr>
-            <w:r>
-              <w:t xml:space="preserve">UNIGE ARE postings 2026-2027</w:t>
+              <w:t xml:space="preserve">Employer charges</w:t>
+            </w:r>
+          </w:p>
+        </w:tc>
+        <w:tc>
+          <w:tcPr/>
+          <w:p>
+            <w:pPr>
+              <w:pStyle w:val="Compact"/>
+              <w:jc w:val="right"/>
+            </w:pPr>
+            <w:r>
+              <w:t xml:space="preserve">23%</w:t>
+            </w:r>
+          </w:p>
+        </w:tc>
+        <w:tc>
+          <w:tcPr/>
+          <w:p>
+            <w:pPr>
+              <w:pStyle w:val="Compact"/>
+              <w:jc w:val="left"/>
+            </w:pPr>
+            <w:r>
+              <w:t xml:space="preserve">RGO</w:t>
+            </w:r>
+          </w:p>
+        </w:tc>
+      </w:tr>
+    </w:tbl>
+    <w:p>
+      <w:pPr>
+        <w:pStyle w:val="BodyText"/>
+      </w:pPr>
+      <w:r>
+        <w:t xml:space="preserve">ARE mandates run by academic year, usually 8 to 12 months, and a student who completes the</w:t>
+      </w:r>
+      <w:r>
+        <w:t xml:space="preserve"> </w:t>
+      </w:r>
+      <w:r>
+        <w:t xml:space="preserve">master’s leaves the scheme. The two lines below are therefore filled by successive students,</w:t>
+      </w:r>
+      <w:r>
+        <w:t xml:space="preserve"> </w:t>
+      </w:r>
+      <w:r>
+        <w:t xml:space="preserve">each recruited for a defined block of work, which also matches how the plan’s tasks are cut.</w:t>
+      </w:r>
+    </w:p>
+    <w:bookmarkEnd w:id="24"/>
+    <w:bookmarkStart w:id="25" w:name="staff-the-applicants-two-are-lines"/>
+    <w:p>
+      <w:pPr>
+        <w:pStyle w:val="Heading3"/>
+      </w:pPr>
+      <w:r>
+        <w:t xml:space="preserve">Staff, the applicant’s two ARE lines</w:t>
+      </w:r>
+    </w:p>
+    <w:tbl>
+      <w:tblPr>
+        <w:tblStyle w:val="Table"/>
+        <w:tblW w:type="pct" w:w="5000"/>
+        <w:tblLook w:firstRow="1" w:lastRow="0" w:firstColumn="0" w:lastColumn="0" w:noHBand="0" w:noVBand="0" w:val="0020"/>
+        <w:jc w:val="start"/>
+      </w:tblPr>
+      <w:tblGrid>
+        <w:gridCol w:w="1584"/>
+        <w:gridCol w:w="2112"/>
+        <w:gridCol w:w="2112"/>
+        <w:gridCol w:w="2112"/>
+      </w:tblGrid>
+      <w:tr>
+        <w:trPr>
+          <w:tblHeader w:val="true"/>
+        </w:trPr>
+        <w:tc>
+          <w:tcPr/>
+          <w:p>
+            <w:pPr>
+              <w:pStyle w:val="Compact"/>
+              <w:jc w:val="left"/>
+            </w:pPr>
+            <w:r>
+              <w:t xml:space="preserve">Line</w:t>
+            </w:r>
+          </w:p>
+        </w:tc>
+        <w:tc>
+          <w:tcPr/>
+          <w:p>
+            <w:pPr>
+              <w:pStyle w:val="Compact"/>
+              <w:jc w:val="right"/>
+            </w:pPr>
+            <w:r>
+              <w:t xml:space="preserve">Months</w:t>
+            </w:r>
+          </w:p>
+        </w:tc>
+        <w:tc>
+          <w:tcPr/>
+          <w:p>
+            <w:pPr>
+              <w:pStyle w:val="Compact"/>
+              <w:jc w:val="right"/>
+            </w:pPr>
+            <w:r>
+              <w:t xml:space="preserve">Gross</w:t>
+            </w:r>
+          </w:p>
+        </w:tc>
+        <w:tc>
+          <w:tcPr/>
+          <w:p>
+            <w:pPr>
+              <w:pStyle w:val="Compact"/>
+              <w:jc w:val="right"/>
+            </w:pPr>
+            <w:r>
+              <w:t xml:space="preserve">With 23% charges</w:t>
             </w:r>
           </w:p>
         </w:tc>
@@ -1141,98 +1081,148 @@
               <w:jc w:val="left"/>
             </w:pPr>
             <w:r>
-              <w:t xml:space="preserve">ARE at 40%, gross per month</w:t>
-            </w:r>
-          </w:p>
-        </w:tc>
-        <w:tc>
-          <w:tcPr/>
-          <w:p>
-            <w:pPr>
-              <w:pStyle w:val="Compact"/>
-              <w:jc w:val="right"/>
-            </w:pPr>
-            <w:r>
-              <w:t xml:space="preserve">CHF 1,820</w:t>
-            </w:r>
-          </w:p>
-        </w:tc>
-        <w:tc>
-          <w:tcPr/>
-          <w:p>
-            <w:pPr>
-              <w:pStyle w:val="Compact"/>
-              <w:jc w:val="left"/>
-            </w:pPr>
-            <w:r>
-              <w:t xml:space="preserve">Four times the 10% figure</w:t>
+              <w:t xml:space="preserve">ARE 1, 40%, M1 to M48. Data handling, context feeds, the replay and evaluation pipeline, dashboard runs, reproducibility of the code</w:t>
+            </w:r>
+          </w:p>
+        </w:tc>
+        <w:tc>
+          <w:tcPr/>
+          <w:p>
+            <w:pPr>
+              <w:pStyle w:val="Compact"/>
+              <w:jc w:val="right"/>
+            </w:pPr>
+            <w:r>
+              <w:t xml:space="preserve">48</w:t>
+            </w:r>
+          </w:p>
+        </w:tc>
+        <w:tc>
+          <w:tcPr/>
+          <w:p>
+            <w:pPr>
+              <w:pStyle w:val="Compact"/>
+              <w:jc w:val="right"/>
+            </w:pPr>
+            <w:r>
+              <w:t xml:space="preserve">87,360</w:t>
+            </w:r>
+          </w:p>
+        </w:tc>
+        <w:tc>
+          <w:tcPr/>
+          <w:p>
+            <w:pPr>
+              <w:pStyle w:val="Compact"/>
+              <w:jc w:val="right"/>
+            </w:pPr>
+            <w:r>
+              <w:t xml:space="preserve">107,453</w:t>
+            </w:r>
+          </w:p>
+        </w:tc>
+      </w:tr>
+      <w:tr>
+        <w:tc>
+          <w:tcPr/>
+          <w:p>
+            <w:pPr>
+              <w:pStyle w:val="Compact"/>
+              <w:jc w:val="left"/>
+            </w:pPr>
+            <w:r>
+              <w:t xml:space="preserve">ARE 2, 40%, M3 to M38. Second extractor of the T1.2 benchmark (M3 to M9), then the manual checks of the extraction, the episode inventory and the evaluation support of the respiratory and heat tests</w:t>
+            </w:r>
+          </w:p>
+        </w:tc>
+        <w:tc>
+          <w:tcPr/>
+          <w:p>
+            <w:pPr>
+              <w:pStyle w:val="Compact"/>
+              <w:jc w:val="right"/>
+            </w:pPr>
+            <w:r>
+              <w:t xml:space="preserve">36</w:t>
+            </w:r>
+          </w:p>
+        </w:tc>
+        <w:tc>
+          <w:tcPr/>
+          <w:p>
+            <w:pPr>
+              <w:pStyle w:val="Compact"/>
+              <w:jc w:val="right"/>
+            </w:pPr>
+            <w:r>
+              <w:t xml:space="preserve">65,520</w:t>
+            </w:r>
+          </w:p>
+        </w:tc>
+        <w:tc>
+          <w:tcPr/>
+          <w:p>
+            <w:pPr>
+              <w:pStyle w:val="Compact"/>
+              <w:jc w:val="right"/>
+            </w:pPr>
+            <w:r>
+              <w:t xml:space="preserve">80,590</w:t>
+            </w:r>
+          </w:p>
+        </w:tc>
+      </w:tr>
+      <w:tr>
+        <w:tc>
+          <w:tcPr/>
+          <w:p>
+            <w:pPr>
+              <w:pStyle w:val="Compact"/>
+              <w:jc w:val="left"/>
+            </w:pPr>
+            <w:r>
+              <w:t xml:space="preserve">Staff total</w:t>
+            </w:r>
+          </w:p>
+        </w:tc>
+        <w:tc>
+          <w:tcPr/>
+          <w:p>
+            <w:pPr>
+              <w:pStyle w:val="Compact"/>
+            </w:pPr>
+          </w:p>
+        </w:tc>
+        <w:tc>
+          <w:tcPr/>
+          <w:p>
+            <w:pPr>
+              <w:pStyle w:val="Compact"/>
+            </w:pPr>
+          </w:p>
+        </w:tc>
+        <w:tc>
+          <w:tcPr/>
+          <w:p>
+            <w:pPr>
+              <w:pStyle w:val="Compact"/>
+              <w:jc w:val="right"/>
+            </w:pPr>
+            <w:r>
+              <w:t xml:space="preserve">188,042</w:t>
             </w:r>
           </w:p>
         </w:tc>
       </w:tr>
     </w:tbl>
-    <w:p>
-      <w:pPr>
-        <w:pStyle w:val="BodyText"/>
-      </w:pPr>
-      <w:r>
-        <w:t xml:space="preserve">On the categories. An ARE is by definition a student, enrolled in a bachelor or a master and</w:t>
-      </w:r>
-      <w:r>
-        <w:t xml:space="preserve"> </w:t>
-      </w:r>
-      <w:r>
-        <w:t xml:space="preserve">without a master’s degree at hiring, paid at class 6 annuity 0. The class-17 collaborator is a</w:t>
-      </w:r>
-      <w:r>
-        <w:t xml:space="preserve"> </w:t>
-      </w:r>
-      <w:r>
-        <w:t xml:space="preserve">different category (adjoint-e scientifique I or collaborateur/trice scientifique I, PAT or</w:t>
-      </w:r>
-      <w:r>
-        <w:t xml:space="preserve"> </w:t>
-      </w:r>
-      <w:r>
-        <w:t xml:space="preserve">scientific staff), not an ARE. The RGO’s</w:t>
-      </w:r>
-      <w:r>
-        <w:t xml:space="preserve"> </w:t>
-      </w:r>
-      <w:r>
-        <w:t xml:space="preserve">“</w:t>
-      </w:r>
-      <w:r>
-        <w:t xml:space="preserve">ARE at most 40%</w:t>
-      </w:r>
-      <w:r>
-        <w:t xml:space="preserve">”</w:t>
-      </w:r>
-      <w:r>
-        <w:t xml:space="preserve"> </w:t>
-      </w:r>
-      <w:r>
-        <w:t xml:space="preserve">concerns the student only.</w:t>
-      </w:r>
-    </w:p>
-    <w:p>
-      <w:pPr>
-        <w:pStyle w:val="BodyText"/>
-      </w:pPr>
-      <w:r>
-        <w:t xml:space="preserve">Scenario A, the applicant’s choice (20 Oct), fitted under the cap. Collaborator at 40% from M3,</w:t>
-      </w:r>
-      <w:r>
-        <w:t xml:space="preserve"> </w:t>
-      </w:r>
-      <w:r>
-        <w:t xml:space="preserve">when the benchmark starts, to M48, that is 46 months. Master’s student at a minimum, ARE at 10%</w:t>
-      </w:r>
-      <w:r>
-        <w:t xml:space="preserve"> </w:t>
-      </w:r>
-      <w:r>
-        <w:t xml:space="preserve">for the seven benchmark months. Every expense listed.</w:t>
+    <w:bookmarkEnd w:id="25"/>
+    <w:bookmarkStart w:id="26" w:name="all-other-expenses"/>
+    <w:p>
+      <w:pPr>
+        <w:pStyle w:val="Heading3"/>
+      </w:pPr>
+      <w:r>
+        <w:t xml:space="preserve">All other expenses</w:t>
       </w:r>
     </w:p>
     <w:tbl>
@@ -1259,19 +1249,19 @@
               <w:jc w:val="left"/>
             </w:pPr>
             <w:r>
-              <w:t xml:space="preserve">Line</w:t>
-            </w:r>
-          </w:p>
-        </w:tc>
-        <w:tc>
-          <w:tcPr/>
-          <w:p>
-            <w:pPr>
-              <w:pStyle w:val="Compact"/>
-              <w:jc w:val="left"/>
-            </w:pPr>
-            <w:r>
-              <w:t xml:space="preserve">Detail</w:t>
+              <w:t xml:space="preserve">Category in mySNF</w:t>
+            </w:r>
+          </w:p>
+        </w:tc>
+        <w:tc>
+          <w:tcPr/>
+          <w:p>
+            <w:pPr>
+              <w:pStyle w:val="Compact"/>
+              <w:jc w:val="left"/>
+            </w:pPr>
+            <w:r>
+              <w:t xml:space="preserve">Content</w:t>
             </w:r>
           </w:p>
         </w:tc>
@@ -1297,31 +1287,31 @@
               <w:jc w:val="left"/>
             </w:pPr>
             <w:r>
-              <w:t xml:space="preserve">Scientific collaborator, class 17, 40%, M3 to M48 (46 months)</w:t>
-            </w:r>
-          </w:p>
-        </w:tc>
-        <w:tc>
-          <w:tcPr/>
-          <w:p>
-            <w:pPr>
-              <w:pStyle w:val="Compact"/>
-              <w:jc w:val="left"/>
-            </w:pPr>
-            <w:r>
-              <w:t xml:space="preserve">gross 161,000, charges 23%</w:t>
-            </w:r>
-          </w:p>
-        </w:tc>
-        <w:tc>
-          <w:tcPr/>
-          <w:p>
-            <w:pPr>
-              <w:pStyle w:val="Compact"/>
-              <w:jc w:val="right"/>
-            </w:pPr>
-            <w:r>
-              <w:t xml:space="preserve">198,030</w:t>
+              <w:t xml:space="preserve">Travel, conferences</w:t>
+            </w:r>
+          </w:p>
+        </w:tc>
+        <w:tc>
+          <w:tcPr/>
+          <w:p>
+            <w:pPr>
+              <w:pStyle w:val="Compact"/>
+              <w:jc w:val="left"/>
+            </w:pPr>
+            <w:r>
+              <w:t xml:space="preserve">8 European conferences at 2,000 (fee, travel, three nights) and 1 overseas at 4,000</w:t>
+            </w:r>
+          </w:p>
+        </w:tc>
+        <w:tc>
+          <w:tcPr/>
+          <w:p>
+            <w:pPr>
+              <w:pStyle w:val="Compact"/>
+              <w:jc w:val="right"/>
+            </w:pPr>
+            <w:r>
+              <w:t xml:space="preserve">20,000</w:t>
             </w:r>
           </w:p>
         </w:tc>
@@ -1335,31 +1325,31 @@
               <w:jc w:val="left"/>
             </w:pPr>
             <w:r>
-              <w:t xml:space="preserve">Master’s student, ARE 10%, M3 to M9</w:t>
-            </w:r>
-          </w:p>
-        </w:tc>
-        <w:tc>
-          <w:tcPr/>
-          <w:p>
-            <w:pPr>
-              <w:pStyle w:val="Compact"/>
-              <w:jc w:val="left"/>
-            </w:pPr>
-            <w:r>
-              <w:t xml:space="preserve">gross 455 per month, 7 months, charges 23%</w:t>
-            </w:r>
-          </w:p>
-        </w:tc>
-        <w:tc>
-          <w:tcPr/>
-          <w:p>
-            <w:pPr>
-              <w:pStyle w:val="Compact"/>
-              <w:jc w:val="right"/>
-            </w:pPr>
-            <w:r>
-              <w:t xml:space="preserve">3,918</w:t>
+              <w:t xml:space="preserve">Travel, mobility</w:t>
+            </w:r>
+          </w:p>
+        </w:tc>
+        <w:tc>
+          <w:tcPr/>
+          <w:p>
+            <w:pPr>
+              <w:pStyle w:val="Compact"/>
+              <w:jc w:val="left"/>
+            </w:pPr>
+            <w:r>
+              <w:t xml:space="preserve">Two short stays of one to two weeks with forecasting groups abroad, at 3,500</w:t>
+            </w:r>
+          </w:p>
+        </w:tc>
+        <w:tc>
+          <w:tcPr/>
+          <w:p>
+            <w:pPr>
+              <w:pStyle w:val="Compact"/>
+              <w:jc w:val="right"/>
+            </w:pPr>
+            <w:r>
+              <w:t xml:space="preserve">7,000</w:t>
             </w:r>
           </w:p>
         </w:tc>
@@ -1373,31 +1363,31 @@
               <w:jc w:val="left"/>
             </w:pPr>
             <w:r>
-              <w:t xml:space="preserve">Conferences</w:t>
-            </w:r>
-          </w:p>
-        </w:tc>
-        <w:tc>
-          <w:tcPr/>
-          <w:p>
-            <w:pPr>
-              <w:pStyle w:val="Compact"/>
-              <w:jc w:val="left"/>
-            </w:pPr>
-            <w:r>
-              <w:t xml:space="preserve">8 European at 2,000 (fee, travel, three nights) and 1 overseas at 4,000</w:t>
-            </w:r>
-          </w:p>
-        </w:tc>
-        <w:tc>
-          <w:tcPr/>
-          <w:p>
-            <w:pPr>
-              <w:pStyle w:val="Compact"/>
-              <w:jc w:val="right"/>
-            </w:pPr>
-            <w:r>
-              <w:t xml:space="preserve">20,000</w:t>
+              <w:t xml:space="preserve">Travel, incoming</w:t>
+            </w:r>
+          </w:p>
+        </w:tc>
+        <w:tc>
+          <w:tcPr/>
+          <w:p>
+            <w:pPr>
+              <w:pStyle w:val="Compact"/>
+              <w:jc w:val="left"/>
+            </w:pPr>
+            <w:r>
+              <w:t xml:space="preserve">Two visiting researchers hosted in Geneva, at 1,500</w:t>
+            </w:r>
+          </w:p>
+        </w:tc>
+        <w:tc>
+          <w:tcPr/>
+          <w:p>
+            <w:pPr>
+              <w:pStyle w:val="Compact"/>
+              <w:jc w:val="right"/>
+            </w:pPr>
+            <w:r>
+              <w:t xml:space="preserve">3,000</w:t>
             </w:r>
           </w:p>
         </w:tc>
@@ -1411,31 +1401,31 @@
               <w:jc w:val="left"/>
             </w:pPr>
             <w:r>
-              <w:t xml:space="preserve">Short stays abroad</w:t>
-            </w:r>
-          </w:p>
-        </w:tc>
-        <w:tc>
-          <w:tcPr/>
-          <w:p>
-            <w:pPr>
-              <w:pStyle w:val="Compact"/>
-              <w:jc w:val="left"/>
-            </w:pPr>
-            <w:r>
-              <w:t xml:space="preserve">two stays of one to two weeks with forecasting groups, at 3,000</w:t>
-            </w:r>
-          </w:p>
-        </w:tc>
-        <w:tc>
-          <w:tcPr/>
-          <w:p>
-            <w:pPr>
-              <w:pStyle w:val="Compact"/>
-              <w:jc w:val="right"/>
-            </w:pPr>
-            <w:r>
-              <w:t xml:space="preserve">6,000</w:t>
+              <w:t xml:space="preserve">Workshops</w:t>
+            </w:r>
+          </w:p>
+        </w:tc>
+        <w:tc>
+          <w:tcPr/>
+          <w:p>
+            <w:pPr>
+              <w:pStyle w:val="Compact"/>
+              <w:jc w:val="left"/>
+            </w:pPr>
+            <w:r>
+              <w:t xml:space="preserve">Elicitation workshop with the emergency services (WP4) and a final results briefing, at 1,500</w:t>
+            </w:r>
+          </w:p>
+        </w:tc>
+        <w:tc>
+          <w:tcPr/>
+          <w:p>
+            <w:pPr>
+              <w:pStyle w:val="Compact"/>
+              <w:jc w:val="right"/>
+            </w:pPr>
+            <w:r>
+              <w:t xml:space="preserve">3,000</w:t>
             </w:r>
           </w:p>
         </w:tc>
@@ -1449,31 +1439,31 @@
               <w:jc w:val="left"/>
             </w:pPr>
             <w:r>
-              <w:t xml:space="preserve">Visiting researchers</w:t>
-            </w:r>
-          </w:p>
-        </w:tc>
-        <w:tc>
-          <w:tcPr/>
-          <w:p>
-            <w:pPr>
-              <w:pStyle w:val="Compact"/>
-              <w:jc w:val="left"/>
-            </w:pPr>
-            <w:r>
-              <w:t xml:space="preserve">two incoming visitors hosted in Geneva, at 1,500</w:t>
-            </w:r>
-          </w:p>
-        </w:tc>
-        <w:tc>
-          <w:tcPr/>
-          <w:p>
-            <w:pPr>
-              <w:pStyle w:val="Compact"/>
-              <w:jc w:val="right"/>
-            </w:pPr>
-            <w:r>
-              <w:t xml:space="preserve">3,000</w:t>
+              <w:t xml:space="preserve">IT services, database</w:t>
+            </w:r>
+          </w:p>
+        </w:tc>
+        <w:tc>
+          <w:tcPr/>
+          <w:p>
+            <w:pPr>
+              <w:pStyle w:val="Compact"/>
+              <w:jc w:val="left"/>
+            </w:pPr>
+            <w:r>
+              <w:t xml:space="preserve">Project database set-up and secure-environment runs with UNIGE IT, about ten developer days at 1,000 plus hosting</w:t>
+            </w:r>
+          </w:p>
+        </w:tc>
+        <w:tc>
+          <w:tcPr/>
+          <w:p>
+            <w:pPr>
+              <w:pStyle w:val="Compact"/>
+              <w:jc w:val="right"/>
+            </w:pPr>
+            <w:r>
+              <w:t xml:space="preserve">12,000</w:t>
             </w:r>
           </w:p>
         </w:tc>
@@ -1487,31 +1477,31 @@
               <w:jc w:val="left"/>
             </w:pPr>
             <w:r>
-              <w:t xml:space="preserve">Workshops</w:t>
-            </w:r>
-          </w:p>
-        </w:tc>
-        <w:tc>
-          <w:tcPr/>
-          <w:p>
-            <w:pPr>
-              <w:pStyle w:val="Compact"/>
-              <w:jc w:val="left"/>
-            </w:pPr>
-            <w:r>
-              <w:t xml:space="preserve">elicitation workshop with the services (WP4) and final briefing, at 1,000</w:t>
-            </w:r>
-          </w:p>
-        </w:tc>
-        <w:tc>
-          <w:tcPr/>
-          <w:p>
-            <w:pPr>
-              <w:pStyle w:val="Compact"/>
-              <w:jc w:val="right"/>
-            </w:pPr>
-            <w:r>
-              <w:t xml:space="preserve">2,000</w:t>
+              <w:t xml:space="preserve">IT services, dashboard</w:t>
+            </w:r>
+          </w:p>
+        </w:tc>
+        <w:tc>
+          <w:tcPr/>
+          <w:p>
+            <w:pPr>
+              <w:pStyle w:val="Compact"/>
+              <w:jc w:val="left"/>
+            </w:pPr>
+            <w:r>
+              <w:t xml:space="preserve">Small hosted instance for the daily observation-mode dashboard, two years at 1,200</w:t>
+            </w:r>
+          </w:p>
+        </w:tc>
+        <w:tc>
+          <w:tcPr/>
+          <w:p>
+            <w:pPr>
+              <w:pStyle w:val="Compact"/>
+              <w:jc w:val="right"/>
+            </w:pPr>
+            <w:r>
+              <w:t xml:space="preserve">2,400</w:t>
             </w:r>
           </w:p>
         </w:tc>
@@ -1525,31 +1515,31 @@
               <w:jc w:val="left"/>
             </w:pPr>
             <w:r>
-              <w:t xml:space="preserve">IT services, database</w:t>
-            </w:r>
-          </w:p>
-        </w:tc>
-        <w:tc>
-          <w:tcPr/>
-          <w:p>
-            <w:pPr>
-              <w:pStyle w:val="Compact"/>
-              <w:jc w:val="left"/>
-            </w:pPr>
-            <w:r>
-              <w:t xml:space="preserve">project database and secure-environment runs with UNIGE IT, about eight developer days</w:t>
-            </w:r>
-          </w:p>
-        </w:tc>
-        <w:tc>
-          <w:tcPr/>
-          <w:p>
-            <w:pPr>
-              <w:pStyle w:val="Compact"/>
-              <w:jc w:val="right"/>
-            </w:pPr>
-            <w:r>
-              <w:t xml:space="preserve">8,000</w:t>
+              <w:t xml:space="preserve">Open research data</w:t>
+            </w:r>
+          </w:p>
+        </w:tc>
+        <w:tc>
+          <w:tcPr/>
+          <w:p>
+            <w:pPr>
+              <w:pStyle w:val="Compact"/>
+              <w:jc w:val="left"/>
+            </w:pPr>
+            <w:r>
+              <w:t xml:space="preserve">Deposit and curation of the extraction benchmark, the code and the evaluation outputs</w:t>
+            </w:r>
+          </w:p>
+        </w:tc>
+        <w:tc>
+          <w:tcPr/>
+          <w:p>
+            <w:pPr>
+              <w:pStyle w:val="Compact"/>
+              <w:jc w:val="right"/>
+            </w:pPr>
+            <w:r>
+              <w:t xml:space="preserve">2,000</w:t>
             </w:r>
           </w:p>
         </w:tc>
@@ -1563,31 +1553,31 @@
               <w:jc w:val="left"/>
             </w:pPr>
             <w:r>
-              <w:t xml:space="preserve">IT services, dashboard</w:t>
-            </w:r>
-          </w:p>
-        </w:tc>
-        <w:tc>
-          <w:tcPr/>
-          <w:p>
-            <w:pPr>
-              <w:pStyle w:val="Compact"/>
-              <w:jc w:val="left"/>
-            </w:pPr>
-            <w:r>
-              <w:t xml:space="preserve">small hosted instance for observation mode, two years at 1,200</w:t>
-            </w:r>
-          </w:p>
-        </w:tc>
-        <w:tc>
-          <w:tcPr/>
-          <w:p>
-            <w:pPr>
-              <w:pStyle w:val="Compact"/>
-              <w:jc w:val="right"/>
-            </w:pPr>
-            <w:r>
-              <w:t xml:space="preserve">2,400</w:t>
+              <w:t xml:space="preserve">Data access</w:t>
+            </w:r>
+          </w:p>
+        </w:tc>
+        <w:tc>
+          <w:tcPr/>
+          <w:p>
+            <w:pPr>
+              <w:pStyle w:val="Compact"/>
+              <w:jc w:val="left"/>
+            </w:pPr>
+            <w:r>
+              <w:t xml:space="preserve">HUG data-office extraction and preparation of the emergency series (to confirm, may be zero)</w:t>
+            </w:r>
+          </w:p>
+        </w:tc>
+        <w:tc>
+          <w:tcPr/>
+          <w:p>
+            <w:pPr>
+              <w:pStyle w:val="Compact"/>
+              <w:jc w:val="right"/>
+            </w:pPr>
+            <w:r>
+              <w:t xml:space="preserve">5,000</w:t>
             </w:r>
           </w:p>
         </w:tc>
@@ -1601,31 +1591,31 @@
               <w:jc w:val="left"/>
             </w:pPr>
             <w:r>
-              <w:t xml:space="preserve">Open research data</w:t>
-            </w:r>
-          </w:p>
-        </w:tc>
-        <w:tc>
-          <w:tcPr/>
-          <w:p>
-            <w:pPr>
-              <w:pStyle w:val="Compact"/>
-              <w:jc w:val="left"/>
-            </w:pPr>
-            <w:r>
-              <w:t xml:space="preserve">deposit and curation of the benchmark, code and evaluation outputs</w:t>
-            </w:r>
-          </w:p>
-        </w:tc>
-        <w:tc>
-          <w:tcPr/>
-          <w:p>
-            <w:pPr>
-              <w:pStyle w:val="Compact"/>
-              <w:jc w:val="right"/>
-            </w:pPr>
-            <w:r>
-              <w:t xml:space="preserve">2,000</w:t>
+              <w:t xml:space="preserve">Regulatory fees</w:t>
+            </w:r>
+          </w:p>
+        </w:tc>
+        <w:tc>
+          <w:tcPr/>
+          <w:p>
+            <w:pPr>
+              <w:pStyle w:val="Compact"/>
+              <w:jc w:val="left"/>
+            </w:pPr>
+            <w:r>
+              <w:t xml:space="preserve">Ethics commission fees for the Art. 34 LRH authorisation or clarification</w:t>
+            </w:r>
+          </w:p>
+        </w:tc>
+        <w:tc>
+          <w:tcPr/>
+          <w:p>
+            <w:pPr>
+              <w:pStyle w:val="Compact"/>
+              <w:jc w:val="right"/>
+            </w:pPr>
+            <w:r>
+              <w:t xml:space="preserve">2,500</w:t>
             </w:r>
           </w:p>
         </w:tc>
@@ -1639,137 +1629,27 @@
               <w:jc w:val="left"/>
             </w:pPr>
             <w:r>
-              <w:t xml:space="preserve">Data access</w:t>
-            </w:r>
-          </w:p>
-        </w:tc>
-        <w:tc>
-          <w:tcPr/>
-          <w:p>
-            <w:pPr>
-              <w:pStyle w:val="Compact"/>
-              <w:jc w:val="left"/>
-            </w:pPr>
-            <w:r>
-              <w:t xml:space="preserve">HUG data-office extraction and preparation of the emergency series (to confirm)</w:t>
-            </w:r>
-          </w:p>
-        </w:tc>
-        <w:tc>
-          <w:tcPr/>
-          <w:p>
-            <w:pPr>
-              <w:pStyle w:val="Compact"/>
-              <w:jc w:val="right"/>
-            </w:pPr>
-            <w:r>
-              <w:t xml:space="preserve">3,000</w:t>
-            </w:r>
-          </w:p>
-        </w:tc>
-      </w:tr>
-      <w:tr>
-        <w:tc>
-          <w:tcPr/>
-          <w:p>
-            <w:pPr>
-              <w:pStyle w:val="Compact"/>
-              <w:jc w:val="left"/>
-            </w:pPr>
-            <w:r>
-              <w:t xml:space="preserve">Regulatory fees</w:t>
-            </w:r>
-          </w:p>
-        </w:tc>
-        <w:tc>
-          <w:tcPr/>
-          <w:p>
-            <w:pPr>
-              <w:pStyle w:val="Compact"/>
-              <w:jc w:val="left"/>
-            </w:pPr>
-            <w:r>
-              <w:t xml:space="preserve">ethics commission fees for the Art. 34 submission</w:t>
-            </w:r>
-          </w:p>
-        </w:tc>
-        <w:tc>
-          <w:tcPr/>
-          <w:p>
-            <w:pPr>
-              <w:pStyle w:val="Compact"/>
-              <w:jc w:val="right"/>
-            </w:pPr>
-            <w:r>
-              <w:t xml:space="preserve">1,500</w:t>
-            </w:r>
-          </w:p>
-        </w:tc>
-      </w:tr>
-      <w:tr>
-        <w:tc>
-          <w:tcPr/>
-          <w:p>
-            <w:pPr>
-              <w:pStyle w:val="Compact"/>
-              <w:jc w:val="left"/>
-            </w:pPr>
-            <w:r>
-              <w:t xml:space="preserve">Total</w:t>
-            </w:r>
-          </w:p>
-        </w:tc>
-        <w:tc>
-          <w:tcPr/>
-          <w:p>
-            <w:pPr>
-              <w:pStyle w:val="Compact"/>
-            </w:pPr>
-          </w:p>
-        </w:tc>
-        <w:tc>
-          <w:tcPr/>
-          <w:p>
-            <w:pPr>
-              <w:pStyle w:val="Compact"/>
-              <w:jc w:val="right"/>
-            </w:pPr>
-            <w:r>
-              <w:t xml:space="preserve">249,848</w:t>
-            </w:r>
-          </w:p>
-        </w:tc>
-      </w:tr>
-      <w:tr>
-        <w:tc>
-          <w:tcPr/>
-          <w:p>
-            <w:pPr>
-              <w:pStyle w:val="Compact"/>
-              <w:jc w:val="left"/>
-            </w:pPr>
-            <w:r>
-              <w:t xml:space="preserve">Headroom under CHF 250,000</w:t>
-            </w:r>
-          </w:p>
-        </w:tc>
-        <w:tc>
-          <w:tcPr/>
-          <w:p>
-            <w:pPr>
-              <w:pStyle w:val="Compact"/>
-            </w:pPr>
-          </w:p>
-        </w:tc>
-        <w:tc>
-          <w:tcPr/>
-          <w:p>
-            <w:pPr>
-              <w:pStyle w:val="Compact"/>
-              <w:jc w:val="right"/>
-            </w:pPr>
-            <w:r>
-              <w:t xml:space="preserve">152</w:t>
+              <w:t xml:space="preserve">Other expenses total</w:t>
+            </w:r>
+          </w:p>
+        </w:tc>
+        <w:tc>
+          <w:tcPr/>
+          <w:p>
+            <w:pPr>
+              <w:pStyle w:val="Compact"/>
+            </w:pPr>
+          </w:p>
+        </w:tc>
+        <w:tc>
+          <w:tcPr/>
+          <w:p>
+            <w:pPr>
+              <w:pStyle w:val="Compact"/>
+              <w:jc w:val="right"/>
+            </w:pPr>
+            <w:r>
+              <w:t xml:space="preserve">56,900</w:t>
             </w:r>
           </w:p>
         </w:tc>
@@ -1780,77 +1660,29 @@
         <w:pStyle w:val="BodyText"/>
       </w:pPr>
       <w:r>
-        <w:t xml:space="preserve">Adjustment rule, since the class-17 gross is an assumption. Each CHF 5,000 of gross at 100%</w:t>
-      </w:r>
-      <w:r>
-        <w:t xml:space="preserve"> </w:t>
-      </w:r>
-      <w:r>
-        <w:t xml:space="preserve">above 105,000 adds about 9,430 to the collaborator line. Cut in this order until the total is</w:t>
-      </w:r>
-      <w:r>
-        <w:t xml:space="preserve"> </w:t>
-      </w:r>
-      <w:r>
-        <w:t xml:space="preserve">back under the cap. The overseas conference (4,000), one short stay (3,000), the HUG fee line</w:t>
-      </w:r>
-      <w:r>
-        <w:t xml:space="preserve"> </w:t>
-      </w:r>
-      <w:r>
-        <w:t xml:space="preserve">(3,000), one visitor (1,500), then shorten the collaborator by one month (about 4,300 per</w:t>
-      </w:r>
-      <w:r>
-        <w:t xml:space="preserve"> </w:t>
-      </w:r>
-      <w:r>
-        <w:t xml:space="preserve">month). If the gross is below 105,000, add back in the reverse order, then raise the student to</w:t>
-      </w:r>
-      <w:r>
-        <w:t xml:space="preserve"> </w:t>
-      </w:r>
-      <w:r>
-        <w:t xml:space="preserve">20% (about 3,900 more).</w:t>
-      </w:r>
-    </w:p>
-    <w:p>
-      <w:pPr>
-        <w:pStyle w:val="BodyText"/>
-      </w:pPr>
-      <w:r>
-        <w:t xml:space="preserve">On the master’s student. Paying a minimum is the right call. The thesis itself is academic work</w:t>
-      </w:r>
-      <w:r>
-        <w:t xml:space="preserve"> </w:t>
-      </w:r>
-      <w:r>
-        <w:t xml:space="preserve">and is not paid, the ARE contract at 10% (about four hours a week) recognises the extraction</w:t>
-      </w:r>
-      <w:r>
-        <w:t xml:space="preserve"> </w:t>
-      </w:r>
-      <w:r>
-        <w:t xml:space="preserve">work on the benchmark, keeps the student inside the University’s rules and costs under 4,000.</w:t>
-      </w:r>
-      <w:r>
-        <w:t xml:space="preserve"> </w:t>
-      </w:r>
-      <w:r>
-        <w:t xml:space="preserve">If the student, not the collaborator, is to be the second extractor of T1.2, raise to 20% for</w:t>
-      </w:r>
-      <w:r>
-        <w:t xml:space="preserve"> </w:t>
-      </w:r>
-      <w:r>
-        <w:t xml:space="preserve">the seven months (7,835 with charges) and cut the overseas conference.</w:t>
-      </w:r>
-    </w:p>
-    <w:p>
-      <w:pPr>
-        <w:pStyle w:val="BodyText"/>
-      </w:pPr>
-      <w:r>
-        <w:t xml:space="preserve">Scenario A as first asked, 40% for 48 months from M1, for the record.</w:t>
+        <w:t xml:space="preserve">Not budgeted, by rule or because the host provides them. Open-access fees (separate SNSF</w:t>
+      </w:r>
+      <w:r>
+        <w:t xml:space="preserve"> </w:t>
+      </w:r>
+      <w:r>
+        <w:t xml:space="preserve">mechanism), computing on the UNIGE HPC (free for UNIGE researchers), laptops and ordinary</w:t>
+      </w:r>
+      <w:r>
+        <w:t xml:space="preserve"> </w:t>
+      </w:r>
+      <w:r>
+        <w:t xml:space="preserve">software, GESICA and GeoAI4EI meeting travel (covered by the consortia, to confirm).</w:t>
+      </w:r>
+    </w:p>
+    <w:bookmarkEnd w:id="26"/>
+    <w:bookmarkStart w:id="27" w:name="total-against-the-cap"/>
+    <w:p>
+      <w:pPr>
+        <w:pStyle w:val="Heading3"/>
+      </w:pPr>
+      <w:r>
+        <w:t xml:space="preserve">Total against the cap</w:t>
       </w:r>
     </w:p>
     <w:tbl>
@@ -1861,9 +1693,8 @@
         <w:jc w:val="start"/>
       </w:tblPr>
       <w:tblGrid>
-        <w:gridCol w:w="2640"/>
-        <w:gridCol w:w="2640"/>
-        <w:gridCol w:w="2640"/>
+        <w:gridCol w:w="3960"/>
+        <w:gridCol w:w="3960"/>
       </w:tblGrid>
       <w:tr>
         <w:trPr>
@@ -1874,34 +1705,18 @@
           <w:p>
             <w:pPr>
               <w:pStyle w:val="Compact"/>
-              <w:jc w:val="left"/>
-            </w:pPr>
-            <w:r>
-              <w:t xml:space="preserve">Line</w:t>
-            </w:r>
-          </w:p>
-        </w:tc>
-        <w:tc>
-          <w:tcPr/>
-          <w:p>
-            <w:pPr>
-              <w:pStyle w:val="Compact"/>
-              <w:jc w:val="right"/>
-            </w:pPr>
-            <w:r>
-              <w:t xml:space="preserve">Gross</w:t>
-            </w:r>
-          </w:p>
-        </w:tc>
-        <w:tc>
-          <w:tcPr/>
-          <w:p>
-            <w:pPr>
-              <w:pStyle w:val="Compact"/>
-              <w:jc w:val="right"/>
-            </w:pPr>
-            <w:r>
-              <w:t xml:space="preserve">With 23% charges</w:t>
+            </w:pPr>
+          </w:p>
+        </w:tc>
+        <w:tc>
+          <w:tcPr/>
+          <w:p>
+            <w:pPr>
+              <w:pStyle w:val="Compact"/>
+              <w:jc w:val="right"/>
+            </w:pPr>
+            <w:r>
+              <w:t xml:space="preserve">CHF</w:t>
             </w:r>
           </w:p>
         </w:tc>
@@ -1915,31 +1730,19 @@
               <w:jc w:val="left"/>
             </w:pPr>
             <w:r>
-              <w:t xml:space="preserve">Class 17 at 40%, 48 months</w:t>
-            </w:r>
-          </w:p>
-        </w:tc>
-        <w:tc>
-          <w:tcPr/>
-          <w:p>
-            <w:pPr>
-              <w:pStyle w:val="Compact"/>
-              <w:jc w:val="right"/>
-            </w:pPr>
-            <w:r>
-              <w:t xml:space="preserve">168,000</w:t>
-            </w:r>
-          </w:p>
-        </w:tc>
-        <w:tc>
-          <w:tcPr/>
-          <w:p>
-            <w:pPr>
-              <w:pStyle w:val="Compact"/>
-              <w:jc w:val="right"/>
-            </w:pPr>
-            <w:r>
-              <w:t xml:space="preserve">206,640</w:t>
+              <w:t xml:space="preserve">Staff, two ARE lines</w:t>
+            </w:r>
+          </w:p>
+        </w:tc>
+        <w:tc>
+          <w:tcPr/>
+          <w:p>
+            <w:pPr>
+              <w:pStyle w:val="Compact"/>
+              <w:jc w:val="right"/>
+            </w:pPr>
+            <w:r>
+              <w:t xml:space="preserve">188,042</w:t>
             </w:r>
           </w:p>
         </w:tc>
@@ -1953,31 +1756,19 @@
               <w:jc w:val="left"/>
             </w:pPr>
             <w:r>
-              <w:t xml:space="preserve">ARE at 10%, 7 months</w:t>
-            </w:r>
-          </w:p>
-        </w:tc>
-        <w:tc>
-          <w:tcPr/>
-          <w:p>
-            <w:pPr>
-              <w:pStyle w:val="Compact"/>
-              <w:jc w:val="right"/>
-            </w:pPr>
-            <w:r>
-              <w:t xml:space="preserve">3,185</w:t>
-            </w:r>
-          </w:p>
-        </w:tc>
-        <w:tc>
-          <w:tcPr/>
-          <w:p>
-            <w:pPr>
-              <w:pStyle w:val="Compact"/>
-              <w:jc w:val="right"/>
-            </w:pPr>
-            <w:r>
-              <w:t xml:space="preserve">3,918</w:t>
+              <w:t xml:space="preserve">All other expenses</w:t>
+            </w:r>
+          </w:p>
+        </w:tc>
+        <w:tc>
+          <w:tcPr/>
+          <w:p>
+            <w:pPr>
+              <w:pStyle w:val="Compact"/>
+              <w:jc w:val="right"/>
+            </w:pPr>
+            <w:r>
+              <w:t xml:space="preserve">56,900</w:t>
             </w:r>
           </w:p>
         </w:tc>
@@ -1991,27 +1782,45 @@
               <w:jc w:val="left"/>
             </w:pPr>
             <w:r>
-              <w:t xml:space="preserve">Staff total</w:t>
-            </w:r>
-          </w:p>
-        </w:tc>
-        <w:tc>
-          <w:tcPr/>
-          <w:p>
-            <w:pPr>
-              <w:pStyle w:val="Compact"/>
-            </w:pPr>
-          </w:p>
-        </w:tc>
-        <w:tc>
-          <w:tcPr/>
-          <w:p>
-            <w:pPr>
-              <w:pStyle w:val="Compact"/>
-              <w:jc w:val="right"/>
-            </w:pPr>
-            <w:r>
-              <w:t xml:space="preserve">210,558</w:t>
+              <w:t xml:space="preserve">Total</w:t>
+            </w:r>
+          </w:p>
+        </w:tc>
+        <w:tc>
+          <w:tcPr/>
+          <w:p>
+            <w:pPr>
+              <w:pStyle w:val="Compact"/>
+              <w:jc w:val="right"/>
+            </w:pPr>
+            <w:r>
+              <w:t xml:space="preserve">244,942</w:t>
+            </w:r>
+          </w:p>
+        </w:tc>
+      </w:tr>
+      <w:tr>
+        <w:tc>
+          <w:tcPr/>
+          <w:p>
+            <w:pPr>
+              <w:pStyle w:val="Compact"/>
+              <w:jc w:val="left"/>
+            </w:pPr>
+            <w:r>
+              <w:t xml:space="preserve">Headroom under CHF 250,000</w:t>
+            </w:r>
+          </w:p>
+        </w:tc>
+        <w:tc>
+          <w:tcPr/>
+          <w:p>
+            <w:pPr>
+              <w:pStyle w:val="Compact"/>
+              <w:jc w:val="right"/>
+            </w:pPr>
+            <w:r>
+              <w:t xml:space="preserve">5,058</w:t>
             </w:r>
           </w:p>
         </w:tc>
@@ -2022,13 +1831,25 @@
         <w:pStyle w:val="BodyText"/>
       </w:pPr>
       <w:r>
-        <w:t xml:space="preserve">With the other lines above (47,900) it reaches 258,458, over the cap by about 8,500. Starting</w:t>
-      </w:r>
-      <w:r>
-        <w:t xml:space="preserve"> </w:t>
-      </w:r>
-      <w:r>
-        <w:t xml:space="preserve">the hire at M3, where the plan places the benchmark, is what makes it fit.</w:t>
+        <w:t xml:space="preserve">Adjustment rule. If the ARE rate the RGO gives is higher than CHF 455 per month at 10%, each</w:t>
+      </w:r>
+      <w:r>
+        <w:t xml:space="preserve"> </w:t>
+      </w:r>
+      <w:r>
+        <w:t xml:space="preserve">CHF 25 more per month adds about 2,600 to the staff total. Cut in this order. The HUG fee line</w:t>
+      </w:r>
+      <w:r>
+        <w:t xml:space="preserve"> </w:t>
+      </w:r>
+      <w:r>
+        <w:t xml:space="preserve">if the HUG confirms no fee (5,000), the overseas conference (4,000), one short stay (3,500).</w:t>
+      </w:r>
+      <w:r>
+        <w:t xml:space="preserve"> </w:t>
+      </w:r>
+      <w:r>
+        <w:t xml:space="preserve">If the rate is lower, extend ARE 2 to M44 (about 13,400 for six months).</w:t>
       </w:r>
     </w:p>
     <w:p>
@@ -2036,219 +1857,7 @@
         <w:pStyle w:val="BodyText"/>
       </w:pPr>
       <w:r>
-        <w:t xml:space="preserve">Scenario B, for reference, collaborator at 40% for 7 months, then 20% for 36 months.</w:t>
-      </w:r>
-    </w:p>
-    <w:tbl>
-      <w:tblPr>
-        <w:tblStyle w:val="Table"/>
-        <w:tblW w:type="auto" w:w="0"/>
-        <w:tblLook w:firstRow="1" w:lastRow="0" w:firstColumn="0" w:lastColumn="0" w:noHBand="0" w:noVBand="0" w:val="0020"/>
-        <w:jc w:val="start"/>
-      </w:tblPr>
-      <w:tblGrid>
-        <w:gridCol w:w="2640"/>
-        <w:gridCol w:w="2640"/>
-        <w:gridCol w:w="2640"/>
-      </w:tblGrid>
-      <w:tr>
-        <w:trPr>
-          <w:tblHeader w:val="true"/>
-        </w:trPr>
-        <w:tc>
-          <w:tcPr/>
-          <w:p>
-            <w:pPr>
-              <w:pStyle w:val="Compact"/>
-              <w:jc w:val="left"/>
-            </w:pPr>
-            <w:r>
-              <w:t xml:space="preserve">Line</w:t>
-            </w:r>
-          </w:p>
-        </w:tc>
-        <w:tc>
-          <w:tcPr/>
-          <w:p>
-            <w:pPr>
-              <w:pStyle w:val="Compact"/>
-              <w:jc w:val="right"/>
-            </w:pPr>
-            <w:r>
-              <w:t xml:space="preserve">Gross</w:t>
-            </w:r>
-          </w:p>
-        </w:tc>
-        <w:tc>
-          <w:tcPr/>
-          <w:p>
-            <w:pPr>
-              <w:pStyle w:val="Compact"/>
-              <w:jc w:val="right"/>
-            </w:pPr>
-            <w:r>
-              <w:t xml:space="preserve">With 23% charges</w:t>
-            </w:r>
-          </w:p>
-        </w:tc>
-      </w:tr>
-      <w:tr>
-        <w:tc>
-          <w:tcPr/>
-          <w:p>
-            <w:pPr>
-              <w:pStyle w:val="Compact"/>
-              <w:jc w:val="left"/>
-            </w:pPr>
-            <w:r>
-              <w:t xml:space="preserve">Class 17 at 40%, 7 months (M3 to M9)</w:t>
-            </w:r>
-          </w:p>
-        </w:tc>
-        <w:tc>
-          <w:tcPr/>
-          <w:p>
-            <w:pPr>
-              <w:pStyle w:val="Compact"/>
-              <w:jc w:val="right"/>
-            </w:pPr>
-            <w:r>
-              <w:t xml:space="preserve">24,500</w:t>
-            </w:r>
-          </w:p>
-        </w:tc>
-        <w:tc>
-          <w:tcPr/>
-          <w:p>
-            <w:pPr>
-              <w:pStyle w:val="Compact"/>
-              <w:jc w:val="right"/>
-            </w:pPr>
-            <w:r>
-              <w:t xml:space="preserve">30,135</w:t>
-            </w:r>
-          </w:p>
-        </w:tc>
-      </w:tr>
-      <w:tr>
-        <w:tc>
-          <w:tcPr/>
-          <w:p>
-            <w:pPr>
-              <w:pStyle w:val="Compact"/>
-              <w:jc w:val="left"/>
-            </w:pPr>
-            <w:r>
-              <w:t xml:space="preserve">Class 17 at 20%, 36 months (M10 to M45)</w:t>
-            </w:r>
-          </w:p>
-        </w:tc>
-        <w:tc>
-          <w:tcPr/>
-          <w:p>
-            <w:pPr>
-              <w:pStyle w:val="Compact"/>
-              <w:jc w:val="right"/>
-            </w:pPr>
-            <w:r>
-              <w:t xml:space="preserve">63,000</w:t>
-            </w:r>
-          </w:p>
-        </w:tc>
-        <w:tc>
-          <w:tcPr/>
-          <w:p>
-            <w:pPr>
-              <w:pStyle w:val="Compact"/>
-              <w:jc w:val="right"/>
-            </w:pPr>
-            <w:r>
-              <w:t xml:space="preserve">77,490</w:t>
-            </w:r>
-          </w:p>
-        </w:tc>
-      </w:tr>
-      <w:tr>
-        <w:tc>
-          <w:tcPr/>
-          <w:p>
-            <w:pPr>
-              <w:pStyle w:val="Compact"/>
-              <w:jc w:val="left"/>
-            </w:pPr>
-            <w:r>
-              <w:t xml:space="preserve">ARE at 40%, 7 months (second extractor, M3 to M9)</w:t>
-            </w:r>
-          </w:p>
-        </w:tc>
-        <w:tc>
-          <w:tcPr/>
-          <w:p>
-            <w:pPr>
-              <w:pStyle w:val="Compact"/>
-              <w:jc w:val="right"/>
-            </w:pPr>
-            <w:r>
-              <w:t xml:space="preserve">12,740</w:t>
-            </w:r>
-          </w:p>
-        </w:tc>
-        <w:tc>
-          <w:tcPr/>
-          <w:p>
-            <w:pPr>
-              <w:pStyle w:val="Compact"/>
-              <w:jc w:val="right"/>
-            </w:pPr>
-            <w:r>
-              <w:t xml:space="preserve">15,670</w:t>
-            </w:r>
-          </w:p>
-        </w:tc>
-      </w:tr>
-      <w:tr>
-        <w:tc>
-          <w:tcPr/>
-          <w:p>
-            <w:pPr>
-              <w:pStyle w:val="Compact"/>
-              <w:jc w:val="left"/>
-            </w:pPr>
-            <w:r>
-              <w:t xml:space="preserve">Staff total</w:t>
-            </w:r>
-          </w:p>
-        </w:tc>
-        <w:tc>
-          <w:tcPr/>
-          <w:p>
-            <w:pPr>
-              <w:pStyle w:val="Compact"/>
-            </w:pPr>
-          </w:p>
-        </w:tc>
-        <w:tc>
-          <w:tcPr/>
-          <w:p>
-            <w:pPr>
-              <w:pStyle w:val="Compact"/>
-              <w:jc w:val="right"/>
-            </w:pPr>
-            <w:r>
-              <w:t xml:space="preserve">123,295</w:t>
-            </w:r>
-          </w:p>
-        </w:tc>
-      </w:tr>
-    </w:tbl>
-    <w:bookmarkEnd w:id="24"/>
-    <w:bookmarkStart w:id="25" w:name="Xfd4fffc74474d0d6baa13e02d8be4e935aaac4c"/>
-    <w:p>
-      <w:pPr>
-        <w:pStyle w:val="Heading3"/>
-      </w:pPr>
-      <w:r>
-        <w:t xml:space="preserve">Other lines as first drafted (before the fit, for reference)</w:t>
+        <w:t xml:space="preserve">Alternatives considered and set aside.</w:t>
       </w:r>
     </w:p>
     <w:tbl>
@@ -2260,8 +1869,8 @@
       </w:tblPr>
       <w:tblGrid>
         <w:gridCol w:w="2376"/>
+        <w:gridCol w:w="3168"/>
         <w:gridCol w:w="2376"/>
-        <w:gridCol w:w="3168"/>
       </w:tblGrid>
       <w:tr>
         <w:trPr>
@@ -2275,31 +1884,31 @@
               <w:jc w:val="left"/>
             </w:pPr>
             <w:r>
-              <w:t xml:space="preserve">Category in mySNF</w:t>
-            </w:r>
-          </w:p>
-        </w:tc>
-        <w:tc>
-          <w:tcPr/>
-          <w:p>
-            <w:pPr>
-              <w:pStyle w:val="Compact"/>
-              <w:jc w:val="left"/>
-            </w:pPr>
-            <w:r>
-              <w:t xml:space="preserve">Content</w:t>
-            </w:r>
-          </w:p>
-        </w:tc>
-        <w:tc>
-          <w:tcPr/>
-          <w:p>
-            <w:pPr>
-              <w:pStyle w:val="Compact"/>
-              <w:jc w:val="right"/>
-            </w:pPr>
-            <w:r>
-              <w:t xml:space="preserve">CHF</w:t>
+              <w:t xml:space="preserve">Option</w:t>
+            </w:r>
+          </w:p>
+        </w:tc>
+        <w:tc>
+          <w:tcPr/>
+          <w:p>
+            <w:pPr>
+              <w:pStyle w:val="Compact"/>
+              <w:jc w:val="right"/>
+            </w:pPr>
+            <w:r>
+              <w:t xml:space="preserve">Total</w:t>
+            </w:r>
+          </w:p>
+        </w:tc>
+        <w:tc>
+          <w:tcPr/>
+          <w:p>
+            <w:pPr>
+              <w:pStyle w:val="Compact"/>
+              <w:jc w:val="left"/>
+            </w:pPr>
+            <w:r>
+              <w:t xml:space="preserve">Why not</w:t>
             </w:r>
           </w:p>
         </w:tc>
@@ -2313,31 +1922,31 @@
               <w:jc w:val="left"/>
             </w:pPr>
             <w:r>
-              <w:t xml:space="preserve">Travel, conferences</w:t>
-            </w:r>
-          </w:p>
-        </w:tc>
-        <w:tc>
-          <w:tcPr/>
-          <w:p>
-            <w:pPr>
-              <w:pStyle w:val="Compact"/>
-              <w:jc w:val="left"/>
-            </w:pPr>
-            <w:r>
-              <w:t xml:space="preserve">Two European conferences per year at 2,000 (fee, travel, three nights) and one overseas at 4,000 over the grant</w:t>
-            </w:r>
-          </w:p>
-        </w:tc>
-        <w:tc>
-          <w:tcPr/>
-          <w:p>
-            <w:pPr>
-              <w:pStyle w:val="Compact"/>
-              <w:jc w:val="right"/>
-            </w:pPr>
-            <w:r>
-              <w:t xml:space="preserve">20,000</w:t>
+              <w:t xml:space="preserve">Two ARE at 40% for 48 months each</w:t>
+            </w:r>
+          </w:p>
+        </w:tc>
+        <w:tc>
+          <w:tcPr/>
+          <w:p>
+            <w:pPr>
+              <w:pStyle w:val="Compact"/>
+              <w:jc w:val="right"/>
+            </w:pPr>
+            <w:r>
+              <w:t xml:space="preserve">271,806</w:t>
+            </w:r>
+          </w:p>
+        </w:tc>
+        <w:tc>
+          <w:tcPr/>
+          <w:p>
+            <w:pPr>
+              <w:pStyle w:val="Compact"/>
+              <w:jc w:val="left"/>
+            </w:pPr>
+            <w:r>
+              <w:t xml:space="preserve">Over the cap by about 21,800</w:t>
             </w:r>
           </w:p>
         </w:tc>
@@ -2351,31 +1960,31 @@
               <w:jc w:val="left"/>
             </w:pPr>
             <w:r>
-              <w:t xml:space="preserve">Travel, mobility</w:t>
-            </w:r>
-          </w:p>
-        </w:tc>
-        <w:tc>
-          <w:tcPr/>
-          <w:p>
-            <w:pPr>
-              <w:pStyle w:val="Compact"/>
-              <w:jc w:val="left"/>
-            </w:pPr>
-            <w:r>
-              <w:t xml:space="preserve">Two short stays of one to two weeks with forecasting groups abroad, at 3,500 each</w:t>
-            </w:r>
-          </w:p>
-        </w:tc>
-        <w:tc>
-          <w:tcPr/>
-          <w:p>
-            <w:pPr>
-              <w:pStyle w:val="Compact"/>
-              <w:jc w:val="right"/>
-            </w:pPr>
-            <w:r>
-              <w:t xml:space="preserve">7,000</w:t>
+              <w:t xml:space="preserve">ARE 1 for 48 months, ARE 2 for 24 months</w:t>
+            </w:r>
+          </w:p>
+        </w:tc>
+        <w:tc>
+          <w:tcPr/>
+          <w:p>
+            <w:pPr>
+              <w:pStyle w:val="Compact"/>
+              <w:jc w:val="right"/>
+            </w:pPr>
+            <w:r>
+              <w:t xml:space="preserve">218,079</w:t>
+            </w:r>
+          </w:p>
+        </w:tc>
+        <w:tc>
+          <w:tcPr/>
+          <w:p>
+            <w:pPr>
+              <w:pStyle w:val="Compact"/>
+              <w:jc w:val="left"/>
+            </w:pPr>
+            <w:r>
+              <w:t xml:space="preserve">Leaves 32,000 unused</w:t>
             </w:r>
           </w:p>
         </w:tc>
@@ -2389,591 +1998,135 @@
               <w:jc w:val="left"/>
             </w:pPr>
             <w:r>
-              <w:t xml:space="preserve">Travel, incoming</w:t>
-            </w:r>
-          </w:p>
-        </w:tc>
-        <w:tc>
-          <w:tcPr/>
-          <w:p>
-            <w:pPr>
-              <w:pStyle w:val="Compact"/>
-              <w:jc w:val="left"/>
-            </w:pPr>
-            <w:r>
-              <w:t xml:space="preserve">Two visiting researchers hosted in Geneva, at 1,500 each</w:t>
-            </w:r>
-          </w:p>
-        </w:tc>
-        <w:tc>
-          <w:tcPr/>
-          <w:p>
-            <w:pPr>
-              <w:pStyle w:val="Compact"/>
-              <w:jc w:val="right"/>
-            </w:pPr>
-            <w:r>
-              <w:t xml:space="preserve">3,000</w:t>
-            </w:r>
-          </w:p>
-        </w:tc>
-      </w:tr>
-      <w:tr>
-        <w:tc>
-          <w:tcPr/>
-          <w:p>
-            <w:pPr>
-              <w:pStyle w:val="Compact"/>
-              <w:jc w:val="left"/>
-            </w:pPr>
-            <w:r>
-              <w:t xml:space="preserve">Workshops</w:t>
-            </w:r>
-          </w:p>
-        </w:tc>
-        <w:tc>
-          <w:tcPr/>
-          <w:p>
-            <w:pPr>
-              <w:pStyle w:val="Compact"/>
-              <w:jc w:val="left"/>
-            </w:pPr>
-            <w:r>
-              <w:t xml:space="preserve">Elicitation workshop with the emergency services (WP4, M36 to M40) and a final results briefing, at 1,500 each</w:t>
-            </w:r>
-          </w:p>
-        </w:tc>
-        <w:tc>
-          <w:tcPr/>
-          <w:p>
-            <w:pPr>
-              <w:pStyle w:val="Compact"/>
-              <w:jc w:val="right"/>
-            </w:pPr>
-            <w:r>
-              <w:t xml:space="preserve">3,000</w:t>
-            </w:r>
-          </w:p>
-        </w:tc>
-      </w:tr>
-      <w:tr>
-        <w:tc>
-          <w:tcPr/>
-          <w:p>
-            <w:pPr>
-              <w:pStyle w:val="Compact"/>
-              <w:jc w:val="left"/>
-            </w:pPr>
-            <w:r>
-              <w:t xml:space="preserve">IT services</w:t>
-            </w:r>
-          </w:p>
-        </w:tc>
-        <w:tc>
-          <w:tcPr/>
-          <w:p>
-            <w:pPr>
-              <w:pStyle w:val="Compact"/>
-              <w:jc w:val="left"/>
-            </w:pPr>
-            <w:r>
-              <w:t xml:space="preserve">Project database set-up and secure-environment runs with UNIGE IT, about ten developer days at 1,000, plus hosting</w:t>
-            </w:r>
-          </w:p>
-        </w:tc>
-        <w:tc>
-          <w:tcPr/>
-          <w:p>
-            <w:pPr>
-              <w:pStyle w:val="Compact"/>
-              <w:jc w:val="right"/>
-            </w:pPr>
-            <w:r>
-              <w:t xml:space="preserve">12,000</w:t>
-            </w:r>
-          </w:p>
-        </w:tc>
-      </w:tr>
-      <w:tr>
-        <w:tc>
-          <w:tcPr/>
-          <w:p>
-            <w:pPr>
-              <w:pStyle w:val="Compact"/>
-              <w:jc w:val="left"/>
-            </w:pPr>
-            <w:r>
-              <w:t xml:space="preserve">IT services, dashboard</w:t>
-            </w:r>
-          </w:p>
-        </w:tc>
-        <w:tc>
-          <w:tcPr/>
-          <w:p>
-            <w:pPr>
-              <w:pStyle w:val="Compact"/>
-              <w:jc w:val="left"/>
-            </w:pPr>
-            <w:r>
-              <w:t xml:space="preserve">Small cloud or institutional instance for the daily observation-mode dashboard, two years at 1,200</w:t>
-            </w:r>
-          </w:p>
-        </w:tc>
-        <w:tc>
-          <w:tcPr/>
-          <w:p>
-            <w:pPr>
-              <w:pStyle w:val="Compact"/>
-              <w:jc w:val="right"/>
-            </w:pPr>
-            <w:r>
-              <w:t xml:space="preserve">2,400</w:t>
-            </w:r>
-          </w:p>
-        </w:tc>
-      </w:tr>
-      <w:tr>
-        <w:tc>
-          <w:tcPr/>
-          <w:p>
-            <w:pPr>
-              <w:pStyle w:val="Compact"/>
-              <w:jc w:val="left"/>
-            </w:pPr>
-            <w:r>
-              <w:t xml:space="preserve">Open research data</w:t>
-            </w:r>
-          </w:p>
-        </w:tc>
-        <w:tc>
-          <w:tcPr/>
-          <w:p>
-            <w:pPr>
-              <w:pStyle w:val="Compact"/>
-              <w:jc w:val="left"/>
-            </w:pPr>
-            <w:r>
-              <w:t xml:space="preserve">Deposit and curation of the extraction benchmark, the code and the evaluation outputs</w:t>
-            </w:r>
-          </w:p>
-        </w:tc>
-        <w:tc>
-          <w:tcPr/>
-          <w:p>
-            <w:pPr>
-              <w:pStyle w:val="Compact"/>
-              <w:jc w:val="right"/>
-            </w:pPr>
-            <w:r>
-              <w:t xml:space="preserve">2,000</w:t>
-            </w:r>
-          </w:p>
-        </w:tc>
-      </w:tr>
-      <w:tr>
-        <w:tc>
-          <w:tcPr/>
-          <w:p>
-            <w:pPr>
-              <w:pStyle w:val="Compact"/>
-              <w:jc w:val="left"/>
-            </w:pPr>
-            <w:r>
-              <w:t xml:space="preserve">Data access</w:t>
-            </w:r>
-          </w:p>
-        </w:tc>
-        <w:tc>
-          <w:tcPr/>
-          <w:p>
-            <w:pPr>
-              <w:pStyle w:val="Compact"/>
-              <w:jc w:val="left"/>
-            </w:pPr>
-            <w:r>
-              <w:t xml:space="preserve">HUG data-office extraction and preparation fees for the emergency series (to confirm, may be zero)</w:t>
-            </w:r>
-          </w:p>
-        </w:tc>
-        <w:tc>
-          <w:tcPr/>
-          <w:p>
-            <w:pPr>
-              <w:pStyle w:val="Compact"/>
-              <w:jc w:val="right"/>
-            </w:pPr>
-            <w:r>
-              <w:t xml:space="preserve">5,000</w:t>
-            </w:r>
-          </w:p>
-        </w:tc>
-      </w:tr>
-      <w:tr>
-        <w:tc>
-          <w:tcPr/>
-          <w:p>
-            <w:pPr>
-              <w:pStyle w:val="Compact"/>
-              <w:jc w:val="left"/>
-            </w:pPr>
-            <w:r>
-              <w:t xml:space="preserve">Regulatory fees</w:t>
-            </w:r>
-          </w:p>
-        </w:tc>
-        <w:tc>
-          <w:tcPr/>
-          <w:p>
-            <w:pPr>
-              <w:pStyle w:val="Compact"/>
-              <w:jc w:val="left"/>
-            </w:pPr>
-            <w:r>
-              <w:t xml:space="preserve">Ethics commission fees for the Art. 34 LRH authorisation or clarification</w:t>
-            </w:r>
-          </w:p>
-        </w:tc>
-        <w:tc>
-          <w:tcPr/>
-          <w:p>
-            <w:pPr>
-              <w:pStyle w:val="Compact"/>
-              <w:jc w:val="right"/>
-            </w:pPr>
-            <w:r>
-              <w:t xml:space="preserve">2,500</w:t>
-            </w:r>
-          </w:p>
-        </w:tc>
-      </w:tr>
-      <w:tr>
-        <w:tc>
-          <w:tcPr/>
-          <w:p>
-            <w:pPr>
-              <w:pStyle w:val="Compact"/>
-              <w:jc w:val="left"/>
-            </w:pPr>
-            <w:r>
-              <w:t xml:space="preserve">Other lines total</w:t>
-            </w:r>
-          </w:p>
-        </w:tc>
-        <w:tc>
-          <w:tcPr/>
-          <w:p>
-            <w:pPr>
-              <w:pStyle w:val="Compact"/>
-            </w:pPr>
-          </w:p>
-        </w:tc>
-        <w:tc>
-          <w:tcPr/>
-          <w:p>
-            <w:pPr>
-              <w:pStyle w:val="Compact"/>
-              <w:jc w:val="right"/>
-            </w:pPr>
-            <w:r>
-              <w:t xml:space="preserve">56,900</w:t>
+              <w:t xml:space="preserve">Class-17 collaborator at 40%</w:t>
+            </w:r>
+          </w:p>
+        </w:tc>
+        <w:tc>
+          <w:tcPr/>
+          <w:p>
+            <w:pPr>
+              <w:pStyle w:val="Compact"/>
+              <w:jc w:val="right"/>
+            </w:pPr>
+            <w:r>
+              <w:t xml:space="preserve">245,000 to 280,000</w:t>
+            </w:r>
+          </w:p>
+        </w:tc>
+        <w:tc>
+          <w:tcPr/>
+          <w:p>
+            <w:pPr>
+              <w:pStyle w:val="Compact"/>
+              <w:jc w:val="left"/>
+            </w:pPr>
+            <w:r>
+              <w:t xml:space="preserve">Not an ARE, the applicant withdrew it on 20 Oct</w:t>
             </w:r>
           </w:p>
         </w:tc>
       </w:tr>
     </w:tbl>
+    <w:bookmarkEnd w:id="27"/>
+    <w:bookmarkEnd w:id="28"/>
+    <w:bookmarkStart w:id="29" w:name="Xc74635b86ec09e9ef801ae75934ce49e9e2e37e"/>
+    <w:p>
+      <w:pPr>
+        <w:pStyle w:val="Heading2"/>
+      </w:pPr>
+      <w:r>
+        <w:t xml:space="preserve">3. Remarks to paste in mySNF (one per category, English)</w:t>
+      </w:r>
+    </w:p>
+    <w:p>
+      <w:pPr>
+        <w:pStyle w:val="FirstParagraph"/>
+      </w:pPr>
+      <w:r>
+        <w:t xml:space="preserve">Staff, research assistant 1 (ARE, 40%, M1 to M48). A master’s student, renewed by academic</w:t>
+      </w:r>
+      <w:r>
+        <w:t xml:space="preserve"> </w:t>
+      </w:r>
+      <w:r>
+        <w:t xml:space="preserve">year, who supports the specified technical work. Loading of the context feeds, alignment of the</w:t>
+      </w:r>
+      <w:r>
+        <w:t xml:space="preserve"> </w:t>
+      </w:r>
+      <w:r>
+        <w:t xml:space="preserve">outcome series, the rolling replay pipeline of WP3, the observation-mode dashboard runs and the</w:t>
+      </w:r>
+      <w:r>
+        <w:t xml:space="preserve"> </w:t>
+      </w:r>
+      <w:r>
+        <w:t xml:space="preserve">reproducibility of the evaluation code. The design, the models and the analyses are the</w:t>
+      </w:r>
+      <w:r>
+        <w:t xml:space="preserve"> </w:t>
+      </w:r>
+      <w:r>
+        <w:t xml:space="preserve">applicant’s (plan 2.3.3, 2.4). Doctoral students and postdocs are not employed, in line with the</w:t>
+      </w:r>
+      <w:r>
+        <w:t xml:space="preserve"> </w:t>
+      </w:r>
+      <w:r>
+        <w:t xml:space="preserve">Ambizione rules.</w:t>
+      </w:r>
+    </w:p>
     <w:p>
       <w:pPr>
         <w:pStyle w:val="BodyText"/>
       </w:pPr>
       <w:r>
-        <w:t xml:space="preserve">Not budgeted, by rule or because the host provides them. Open-access fees (separate SNSF</w:t>
-      </w:r>
-      <w:r>
-        <w:t xml:space="preserve"> </w:t>
-      </w:r>
-      <w:r>
-        <w:t xml:space="preserve">mechanism), computing on the UNIGE HPC (free for UNIGE researchers), laptops and ordinary</w:t>
-      </w:r>
-      <w:r>
-        <w:t xml:space="preserve"> </w:t>
-      </w:r>
-      <w:r>
-        <w:t xml:space="preserve">software, GESICA and GeoAI4EI meeting travel (covered by the consortia, to confirm).</w:t>
-      </w:r>
-    </w:p>
-    <w:bookmarkEnd w:id="25"/>
-    <w:bookmarkStart w:id="26" w:name="totals-against-the-cap"/>
-    <w:p>
-      <w:pPr>
-        <w:pStyle w:val="Heading3"/>
-      </w:pPr>
-      <w:r>
-        <w:t xml:space="preserve">Totals against the cap</w:t>
-      </w:r>
-    </w:p>
-    <w:tbl>
-      <w:tblPr>
-        <w:tblStyle w:val="Table"/>
-        <w:tblW w:type="auto" w:w="0"/>
-        <w:tblLook w:firstRow="1" w:lastRow="0" w:firstColumn="0" w:lastColumn="0" w:noHBand="0" w:noVBand="0" w:val="0020"/>
-        <w:jc w:val="start"/>
-      </w:tblPr>
-      <w:tblGrid>
-        <w:gridCol w:w="2640"/>
-        <w:gridCol w:w="2640"/>
-        <w:gridCol w:w="2640"/>
-      </w:tblGrid>
-      <w:tr>
-        <w:trPr>
-          <w:tblHeader w:val="true"/>
-        </w:trPr>
-        <w:tc>
-          <w:tcPr/>
-          <w:p>
-            <w:pPr>
-              <w:pStyle w:val="Compact"/>
-            </w:pPr>
-          </w:p>
-        </w:tc>
-        <w:tc>
-          <w:tcPr/>
-          <w:p>
-            <w:pPr>
-              <w:pStyle w:val="Compact"/>
-              <w:jc w:val="right"/>
-            </w:pPr>
-            <w:r>
-              <w:t xml:space="preserve">Scenario A fitted (M3 to M48)</w:t>
-            </w:r>
-          </w:p>
-        </w:tc>
-        <w:tc>
-          <w:tcPr/>
-          <w:p>
-            <w:pPr>
-              <w:pStyle w:val="Compact"/>
-              <w:jc w:val="right"/>
-            </w:pPr>
-            <w:r>
-              <w:t xml:space="preserve">Scenario B</w:t>
-            </w:r>
-          </w:p>
-        </w:tc>
-      </w:tr>
-      <w:tr>
-        <w:tc>
-          <w:tcPr/>
-          <w:p>
-            <w:pPr>
-              <w:pStyle w:val="Compact"/>
-              <w:jc w:val="left"/>
-            </w:pPr>
-            <w:r>
-              <w:t xml:space="preserve">Staff including the student</w:t>
-            </w:r>
-          </w:p>
-        </w:tc>
-        <w:tc>
-          <w:tcPr/>
-          <w:p>
-            <w:pPr>
-              <w:pStyle w:val="Compact"/>
-              <w:jc w:val="right"/>
-            </w:pPr>
-            <w:r>
-              <w:t xml:space="preserve">201,948</w:t>
-            </w:r>
-          </w:p>
-        </w:tc>
-        <w:tc>
-          <w:tcPr/>
-          <w:p>
-            <w:pPr>
-              <w:pStyle w:val="Compact"/>
-              <w:jc w:val="right"/>
-            </w:pPr>
-            <w:r>
-              <w:t xml:space="preserve">123,295</w:t>
-            </w:r>
-          </w:p>
-        </w:tc>
-      </w:tr>
-      <w:tr>
-        <w:tc>
-          <w:tcPr/>
-          <w:p>
-            <w:pPr>
-              <w:pStyle w:val="Compact"/>
-              <w:jc w:val="left"/>
-            </w:pPr>
-            <w:r>
-              <w:t xml:space="preserve">Other lines</w:t>
-            </w:r>
-          </w:p>
-        </w:tc>
-        <w:tc>
-          <w:tcPr/>
-          <w:p>
-            <w:pPr>
-              <w:pStyle w:val="Compact"/>
-              <w:jc w:val="right"/>
-            </w:pPr>
-            <w:r>
-              <w:t xml:space="preserve">47,900</w:t>
-            </w:r>
-          </w:p>
-        </w:tc>
-        <w:tc>
-          <w:tcPr/>
-          <w:p>
-            <w:pPr>
-              <w:pStyle w:val="Compact"/>
-              <w:jc w:val="right"/>
-            </w:pPr>
-            <w:r>
-              <w:t xml:space="preserve">56,900</w:t>
-            </w:r>
-          </w:p>
-        </w:tc>
-      </w:tr>
-      <w:tr>
-        <w:tc>
-          <w:tcPr/>
-          <w:p>
-            <w:pPr>
-              <w:pStyle w:val="Compact"/>
-              <w:jc w:val="left"/>
-            </w:pPr>
-            <w:r>
-              <w:t xml:space="preserve">Total</w:t>
-            </w:r>
-          </w:p>
-        </w:tc>
-        <w:tc>
-          <w:tcPr/>
-          <w:p>
-            <w:pPr>
-              <w:pStyle w:val="Compact"/>
-              <w:jc w:val="right"/>
-            </w:pPr>
-            <w:r>
-              <w:t xml:space="preserve">249,848</w:t>
-            </w:r>
-          </w:p>
-        </w:tc>
-        <w:tc>
-          <w:tcPr/>
-          <w:p>
-            <w:pPr>
-              <w:pStyle w:val="Compact"/>
-              <w:jc w:val="right"/>
-            </w:pPr>
-            <w:r>
-              <w:t xml:space="preserve">180,195</w:t>
-            </w:r>
-          </w:p>
-        </w:tc>
-      </w:tr>
-      <w:tr>
-        <w:tc>
-          <w:tcPr/>
-          <w:p>
-            <w:pPr>
-              <w:pStyle w:val="Compact"/>
-              <w:jc w:val="left"/>
-            </w:pPr>
-            <w:r>
-              <w:t xml:space="preserve">Against CHF 250,000</w:t>
-            </w:r>
-          </w:p>
-        </w:tc>
-        <w:tc>
-          <w:tcPr/>
-          <w:p>
-            <w:pPr>
-              <w:pStyle w:val="Compact"/>
-              <w:jc w:val="right"/>
-            </w:pPr>
-            <w:r>
-              <w:t xml:space="preserve">under by 152</w:t>
-            </w:r>
-          </w:p>
-        </w:tc>
-        <w:tc>
-          <w:tcPr/>
-          <w:p>
-            <w:pPr>
-              <w:pStyle w:val="Compact"/>
-              <w:jc w:val="right"/>
-            </w:pPr>
-            <w:r>
-              <w:t xml:space="preserve">under by 69,805</w:t>
-            </w:r>
-          </w:p>
-        </w:tc>
-      </w:tr>
-    </w:tbl>
+        <w:t xml:space="preserve">Staff, research assistant 2 (ARE, 40%, M3 to M38). A master’s student who acts as the second</w:t>
+      </w:r>
+      <w:r>
+        <w:t xml:space="preserve"> </w:t>
+      </w:r>
+      <w:r>
+        <w:t xml:space="preserve">independent extractor of the manual benchmark in T1.2 (M3 to M9) under the registered</w:t>
+      </w:r>
+      <w:r>
+        <w:t xml:space="preserve"> </w:t>
+      </w:r>
+      <w:r>
+        <w:t xml:space="preserve">protocol, then supports the manual checks of the automated extraction, the episode inventory</w:t>
+      </w:r>
+      <w:r>
+        <w:t xml:space="preserve"> </w:t>
+      </w:r>
+      <w:r>
+        <w:t xml:space="preserve">and the evaluation of the respiratory and heat tests (plan 2.3.3, T1.2, T1.3, T3.0 to T3.4).</w:t>
+      </w:r>
+    </w:p>
     <w:p>
       <w:pPr>
         <w:pStyle w:val="BodyText"/>
       </w:pPr>
       <w:r>
-        <w:t xml:space="preserve">The applicant chose scenario A (20 Oct). Scenario B stays here as the fallback if the RGO</w:t>
-      </w:r>
-      <w:r>
-        <w:t xml:space="preserve"> </w:t>
-      </w:r>
-      <w:r>
-        <w:t xml:space="preserve">returns a class-17 gross well above 105,000.</w:t>
-      </w:r>
-    </w:p>
-    <w:bookmarkEnd w:id="26"/>
-    <w:bookmarkEnd w:id="27"/>
-    <w:bookmarkStart w:id="28" w:name="Xc74635b86ec09e9ef801ae75934ce49e9e2e37e"/>
-    <w:p>
-      <w:pPr>
-        <w:pStyle w:val="Heading2"/>
-      </w:pPr>
-      <w:r>
-        <w:t xml:space="preserve">3. Remarks to paste in mySNF (one per category, English)</w:t>
-      </w:r>
-    </w:p>
-    <w:p>
-      <w:pPr>
-        <w:pStyle w:val="FirstParagraph"/>
-      </w:pPr>
-      <w:r>
-        <w:t xml:space="preserve">Staff, scientific collaborator (class 17, 40%, M3 to M48). Supports the labour-intensive</w:t>
-      </w:r>
-      <w:r>
-        <w:t xml:space="preserve"> </w:t>
-      </w:r>
-      <w:r>
-        <w:t xml:space="preserve">specified work. Second extraction arm of the manual benchmark in T1.2 (M3 to M9), then data</w:t>
-      </w:r>
-      <w:r>
-        <w:t xml:space="preserve"> </w:t>
-      </w:r>
-      <w:r>
-        <w:t xml:space="preserve">handling, the rolling replay pipeline of WP3, the dashboard runs and reproducibility of the</w:t>
-      </w:r>
-      <w:r>
-        <w:t xml:space="preserve"> </w:t>
-      </w:r>
-      <w:r>
-        <w:t xml:space="preserve">evaluation code. The scientific</w:t>
-      </w:r>
-      <w:r>
-        <w:t xml:space="preserve"> </w:t>
-      </w:r>
-      <w:r>
-        <w:t xml:space="preserve">design, the models and the analyses are the applicant’s (plan 2.3.3, 2.4). Doctoral students</w:t>
-      </w:r>
-      <w:r>
-        <w:t xml:space="preserve"> </w:t>
-      </w:r>
-      <w:r>
-        <w:t xml:space="preserve">and postdocs are not employed, in line with the Ambizione rules.</w:t>
+        <w:t xml:space="preserve">Travel, conferences. Two European conferences per year and one overseas over the grant, to</w:t>
+      </w:r>
+      <w:r>
+        <w:t xml:space="preserve"> </w:t>
+      </w:r>
+      <w:r>
+        <w:t xml:space="preserve">present the registered results to the forecasting and evidence-synthesis communities (ESCAIDE,</w:t>
+      </w:r>
+      <w:r>
+        <w:t xml:space="preserve"> </w:t>
+      </w:r>
+      <w:r>
+        <w:t xml:space="preserve">Epidemics, International Symposium on Forecasting, ISBA, ICASR). CHF 2,000 per European</w:t>
+      </w:r>
+      <w:r>
+        <w:t xml:space="preserve"> </w:t>
+      </w:r>
+      <w:r>
+        <w:t xml:space="preserve">conference and CHF 4,000 overseas (plan 2.6, statement of mobility).</w:t>
       </w:r>
     </w:p>
     <w:p>
@@ -2981,19 +2134,19 @@
         <w:pStyle w:val="BodyText"/>
       </w:pPr>
       <w:r>
-        <w:t xml:space="preserve">Staff, master’s student (ARE, 10%, M3 to M9). Assists the manual extraction for the T1.2</w:t>
-      </w:r>
-      <w:r>
-        <w:t xml:space="preserve"> </w:t>
-      </w:r>
-      <w:r>
-        <w:t xml:space="preserve">benchmark under the registered protocol, alongside a master’s thesis on the project (plan 2.3.3,</w:t>
-      </w:r>
-      <w:r>
-        <w:t xml:space="preserve"> </w:t>
-      </w:r>
-      <w:r>
-        <w:t xml:space="preserve">T1.2). Hired through the University’s ARE scheme at the student rate.</w:t>
+        <w:t xml:space="preserve">Travel, mobility. Two short stays of one to two weeks with groups working on forecast evaluation</w:t>
+      </w:r>
+      <w:r>
+        <w:t xml:space="preserve"> </w:t>
+      </w:r>
+      <w:r>
+        <w:t xml:space="preserve">and nowcasting, hosts to be arranged once first results exist. Two visiting researchers hosted</w:t>
+      </w:r>
+      <w:r>
+        <w:t xml:space="preserve"> </w:t>
+      </w:r>
+      <w:r>
+        <w:t xml:space="preserve">in Geneva to reuse the open benchmark and code (statement of mobility, Regulations Art. 9 §4c).</w:t>
       </w:r>
     </w:p>
     <w:p>
@@ -3001,25 +2154,19 @@
         <w:pStyle w:val="BodyText"/>
       </w:pPr>
       <w:r>
-        <w:t xml:space="preserve">Travel, conferences. Two European conferences per year and one overseas over the grant, to</w:t>
-      </w:r>
-      <w:r>
-        <w:t xml:space="preserve"> </w:t>
-      </w:r>
-      <w:r>
-        <w:t xml:space="preserve">present the registered results to the forecasting and evidence-synthesis communities (ESCAIDE,</w:t>
-      </w:r>
-      <w:r>
-        <w:t xml:space="preserve"> </w:t>
-      </w:r>
-      <w:r>
-        <w:t xml:space="preserve">Epidemics, International Symposium on Forecasting, ISBA, ICASR). Estimated at CHF 2,000 per</w:t>
-      </w:r>
-      <w:r>
-        <w:t xml:space="preserve"> </w:t>
-      </w:r>
-      <w:r>
-        <w:t xml:space="preserve">European conference and CHF 4,000 overseas (plan 2.6, statement of mobility).</w:t>
+        <w:t xml:space="preserve">Workshops. One elicitation workshop with two to five experienced people from the Geneva</w:t>
+      </w:r>
+      <w:r>
+        <w:t xml:space="preserve"> </w:t>
+      </w:r>
+      <w:r>
+        <w:t xml:space="preserve">emergency services to set the costs of wrong decisions (plan 2.3.3, T4.1), and one final</w:t>
+      </w:r>
+      <w:r>
+        <w:t xml:space="preserve"> </w:t>
+      </w:r>
+      <w:r>
+        <w:t xml:space="preserve">briefing of results to the data partners (plan 2.6).</w:t>
       </w:r>
     </w:p>
     <w:p>
@@ -3027,19 +2174,19 @@
         <w:pStyle w:val="BodyText"/>
       </w:pPr>
       <w:r>
-        <w:t xml:space="preserve">Travel, mobility. Two short stays of one to two weeks with groups working on forecast evaluation</w:t>
-      </w:r>
-      <w:r>
-        <w:t xml:space="preserve"> </w:t>
-      </w:r>
-      <w:r>
-        <w:t xml:space="preserve">and nowcasting, hosts to be arranged once first results exist. Two visiting researchers hosted in</w:t>
-      </w:r>
-      <w:r>
-        <w:t xml:space="preserve"> </w:t>
-      </w:r>
-      <w:r>
-        <w:t xml:space="preserve">Geneva to reuse the open benchmark and code (statement of mobility, Regulations Art. 9 §4c).</w:t>
+        <w:t xml:space="preserve">IT services. Set-up of the project database and of the secure-environment runs with UNIGE IT</w:t>
+      </w:r>
+      <w:r>
+        <w:t xml:space="preserve"> </w:t>
+      </w:r>
+      <w:r>
+        <w:t xml:space="preserve">services, and a small instance for the daily dashboard in observation mode for the demand tests</w:t>
+      </w:r>
+      <w:r>
+        <w:t xml:space="preserve"> </w:t>
+      </w:r>
+      <w:r>
+        <w:t xml:space="preserve">that pass validation and that the services authorise (plan 2.3.3, T3.6 and WP4, 2.4).</w:t>
       </w:r>
     </w:p>
     <w:p>
@@ -3047,19 +2194,19 @@
         <w:pStyle w:val="BodyText"/>
       </w:pPr>
       <w:r>
-        <w:t xml:space="preserve">Workshops. One elicitation workshop with two to five experienced people from the Geneva</w:t>
-      </w:r>
-      <w:r>
-        <w:t xml:space="preserve"> </w:t>
-      </w:r>
-      <w:r>
-        <w:t xml:space="preserve">emergency services to set the costs of wrong decisions (plan 2.3.3, T4.1), and one final</w:t>
-      </w:r>
-      <w:r>
-        <w:t xml:space="preserve"> </w:t>
-      </w:r>
-      <w:r>
-        <w:t xml:space="preserve">briefing of results to the data partners (plan 2.6).</w:t>
+        <w:t xml:space="preserve">Open research data. Deposit and curation of the open extraction benchmark (D1.1), the code and</w:t>
+      </w:r>
+      <w:r>
+        <w:t xml:space="preserve"> </w:t>
+      </w:r>
+      <w:r>
+        <w:t xml:space="preserve">the evaluation outputs in a public repository with a persistent identifier (plan 2.6). Budgeted</w:t>
+      </w:r>
+      <w:r>
+        <w:t xml:space="preserve"> </w:t>
+      </w:r>
+      <w:r>
+        <w:t xml:space="preserve">now since it cannot be added later.</w:t>
       </w:r>
     </w:p>
     <w:p>
@@ -3067,46 +2214,6 @@
         <w:pStyle w:val="BodyText"/>
       </w:pPr>
       <w:r>
-        <w:t xml:space="preserve">IT services. Set-up of the project database and of the secure-environment runs with UNIGE IT</w:t>
-      </w:r>
-      <w:r>
-        <w:t xml:space="preserve"> </w:t>
-      </w:r>
-      <w:r>
-        <w:t xml:space="preserve">services, and a small instance for the daily dashboard in observation mode for the demand tests</w:t>
-      </w:r>
-      <w:r>
-        <w:t xml:space="preserve"> </w:t>
-      </w:r>
-      <w:r>
-        <w:t xml:space="preserve">that pass validation and that the services authorise (plan 2.3.3, T3.6 and WP4, 2.4).</w:t>
-      </w:r>
-    </w:p>
-    <w:p>
-      <w:pPr>
-        <w:pStyle w:val="BodyText"/>
-      </w:pPr>
-      <w:r>
-        <w:t xml:space="preserve">Open research data. Deposit and curation of the open extraction benchmark (D1.1), the code and</w:t>
-      </w:r>
-      <w:r>
-        <w:t xml:space="preserve"> </w:t>
-      </w:r>
-      <w:r>
-        <w:t xml:space="preserve">the evaluation outputs in a public repository with a persistent identifier (plan 2.6). Budgeted</w:t>
-      </w:r>
-      <w:r>
-        <w:t xml:space="preserve"> </w:t>
-      </w:r>
-      <w:r>
-        <w:t xml:space="preserve">now since it cannot be added later.</w:t>
-      </w:r>
-    </w:p>
-    <w:p>
-      <w:pPr>
-        <w:pStyle w:val="BodyText"/>
-      </w:pPr>
-      <w:r>
         <w:t xml:space="preserve">Data access and regulatory fees. Extraction and preparation of the emergency series by the HUG</w:t>
       </w:r>
       <w:r>
@@ -3122,8 +2229,8 @@
         <w:t xml:space="preserve">(plan 2.4, data governance).</w:t>
       </w:r>
     </w:p>
-    <w:bookmarkEnd w:id="28"/>
-    <w:bookmarkStart w:id="29" w:name="to-confirm-before-entry"/>
+    <w:bookmarkEnd w:id="29"/>
+    <w:bookmarkStart w:id="30" w:name="to-confirm-before-entry"/>
     <w:p>
       <w:pPr>
         <w:pStyle w:val="Heading2"/>
@@ -3141,19 +2248,19 @@
         <w:pStyle w:val="Compact"/>
       </w:pPr>
       <w:r>
-        <w:t xml:space="preserve">With the RGO. That a class-17 scientific collaborator or adjoint-e scientifique I at 40% is</w:t>
-      </w:r>
-      <w:r>
-        <w:t xml:space="preserve"> </w:t>
-      </w:r>
-      <w:r>
-        <w:t xml:space="preserve">eligible under the 2026 rules (her list named ARE at most 40%, the applicant’s intention is a</w:t>
-      </w:r>
-      <w:r>
-        <w:t xml:space="preserve"> </w:t>
-      </w:r>
-      <w:r>
-        <w:t xml:space="preserve">PAT position plus an ARE), and the gross at 100% HR would apply to such a hire.</w:t>
+        <w:t xml:space="preserve">With the RGO. The current ARE gross rate (per month at 10%, or per hour), whether ARE</w:t>
+      </w:r>
+      <w:r>
+        <w:t xml:space="preserve"> </w:t>
+      </w:r>
+      <w:r>
+        <w:t xml:space="preserve">mandates on SNSF funds can be renewed across the four years, and whether 40% is the ceiling</w:t>
+      </w:r>
+      <w:r>
+        <w:t xml:space="preserve"> </w:t>
+      </w:r>
+      <w:r>
+        <w:t xml:space="preserve">per student or per project.</w:t>
       </w:r>
     </w:p>
     <w:p>
@@ -3165,13 +2272,13 @@
         <w:pStyle w:val="Compact"/>
       </w:pPr>
       <w:r>
-        <w:t xml:space="preserve">With the RGO or HR. The annuity UNIGE would set for the applicant as collaborateur</w:t>
-      </w:r>
-      <w:r>
-        <w:t xml:space="preserve"> </w:t>
-      </w:r>
-      <w:r>
-        <w:t xml:space="preserve">scientifique II in September 2027, if an answer is possible before submission.</w:t>
+        <w:t xml:space="preserve">With the RGO or HR, if an answer is possible before submission. The annuity UNIGE would set</w:t>
+      </w:r>
+      <w:r>
+        <w:t xml:space="preserve"> </w:t>
+      </w:r>
+      <w:r>
+        <w:t xml:space="preserve">for the applicant as collaborateur scientifique II in September 2027.</w:t>
       </w:r>
     </w:p>
     <w:p>
@@ -3207,7 +2314,7 @@
         <w:pStyle w:val="Compact"/>
       </w:pPr>
       <w:r>
-        <w:t xml:space="preserve">In the plan. Table in 2.3.3 currently says</w:t>
+        <w:t xml:space="preserve">The plan’s table in 2.3.3 already reads</w:t>
       </w:r>
       <w:r>
         <w:t xml:space="preserve"> </w:t>
@@ -3228,38 +2335,11 @@
         <w:t xml:space="preserve">”</w:t>
       </w:r>
       <w:r>
-        <w:t xml:space="preserve">. If the class-17 position is confirmed, the line becomes</w:t>
-      </w:r>
-      <w:r>
-        <w:t xml:space="preserve"> </w:t>
-      </w:r>
-      <w:r>
-        <w:t xml:space="preserve">“</w:t>
-      </w:r>
-      <w:r>
-        <w:t xml:space="preserve">Scientific collaborator</w:t>
-      </w:r>
-      <w:r>
-        <w:t xml:space="preserve"> </w:t>
-      </w:r>
-      <w:r>
-        <w:t xml:space="preserve">(class 17, part-time) and a master’s student (ARE)</w:t>
-      </w:r>
-      <w:r>
-        <w:t xml:space="preserve">”</w:t>
-      </w:r>
-      <w:r>
-        <w:t xml:space="preserve">. This is a plan edit and waits for the</w:t>
-      </w:r>
-      <w:r>
-        <w:t xml:space="preserve"> </w:t>
-      </w:r>
-      <w:r>
-        <w:t xml:space="preserve">applicant’s go-ahead, with the reviewers’ comments.</w:t>
-      </w:r>
-    </w:p>
-    <w:bookmarkEnd w:id="29"/>
-    <w:bookmarkStart w:id="30" w:name="rules-from-the-call-documents-unchanged"/>
+        <w:t xml:space="preserve">. No plan change needed.</w:t>
+      </w:r>
+    </w:p>
+    <w:bookmarkEnd w:id="30"/>
+    <w:bookmarkStart w:id="31" w:name="rules-from-the-call-documents-unchanged"/>
     <w:p>
       <w:pPr>
         <w:pStyle w:val="Heading2"/>
@@ -3307,13 +2387,13 @@
         <w:pStyle w:val="Compact"/>
       </w:pPr>
       <w:r>
-        <w:t xml:space="preserve">Doctoral students and postdocs cannot be employed. Other staff can, and must be justified in</w:t>
-      </w:r>
-      <w:r>
-        <w:t xml:space="preserve"> </w:t>
-      </w:r>
-      <w:r>
-        <w:t xml:space="preserve">the plan (Guidelines 4.3), which 2.4 does.</w:t>
+        <w:t xml:space="preserve">Doctoral students and postdocs cannot be employed. Other staff must be justified in the plan</w:t>
+      </w:r>
+      <w:r>
+        <w:t xml:space="preserve"> </w:t>
+      </w:r>
+      <w:r>
+        <w:t xml:space="preserve">(Guidelines 4.3), which 2.4 does.</w:t>
       </w:r>
     </w:p>
     <w:p>
@@ -3358,8 +2438,8 @@
         <w:t xml:space="preserve">No budget change after submission.</w:t>
       </w:r>
     </w:p>
-    <w:bookmarkEnd w:id="30"/>
-    <w:bookmarkStart w:id="31" w:name="decision-log"/>
+    <w:bookmarkEnd w:id="31"/>
+    <w:bookmarkStart w:id="32" w:name="decision-log"/>
     <w:p>
       <w:pPr>
         <w:pStyle w:val="Heading2"/>
@@ -3431,25 +2511,19 @@
         <w:pStyle w:val="Compact"/>
       </w:pPr>
       <w:r>
-        <w:t xml:space="preserve">20 Oct, later. Applicant: enter 19/9 at the start (no 2027 annuity assumed), scenario A</w:t>
-      </w:r>
-      <w:r>
-        <w:t xml:space="preserve"> </w:t>
-      </w:r>
-      <w:r>
-        <w:t xml:space="preserve">preferred but never over the cap and without dropping much, all expenses listed, the</w:t>
-      </w:r>
-      <w:r>
-        <w:t xml:space="preserve"> </w:t>
-      </w:r>
-      <w:r>
-        <w:t xml:space="preserve">collaborator is class 17, question whether to pay the master’s student a minimum. Answer: yes,</w:t>
-      </w:r>
-      <w:r>
-        <w:t xml:space="preserve"> </w:t>
-      </w:r>
-      <w:r>
-        <w:t xml:space="preserve">ARE at 10% for seven months. Fitted by starting the hire at M3.</w:t>
+        <w:t xml:space="preserve">20 Oct, first pass. Applicant: current scale 19/9, annuities frozen three years, Ambizione</w:t>
+      </w:r>
+      <w:r>
+        <w:t xml:space="preserve"> </w:t>
+      </w:r>
+      <w:r>
+        <w:t xml:space="preserve">status collaborateur scientifique II with annuities recalculated, no decrease possible.</w:t>
+      </w:r>
+      <w:r>
+        <w:t xml:space="preserve"> </w:t>
+      </w:r>
+      <w:r>
+        <w:t xml:space="preserve">Conferences two per year in Europe plus one overseas. All expenses to be listed.</w:t>
       </w:r>
     </w:p>
     <w:p>
@@ -3461,41 +2535,62 @@
         <w:pStyle w:val="Compact"/>
       </w:pPr>
       <w:r>
-        <w:t xml:space="preserve">20 Oct. Applicant: current scale 19/9 (adjoint scientifique), annuities frozen three years,</w:t>
-      </w:r>
-      <w:r>
-        <w:t xml:space="preserve"> </w:t>
-      </w:r>
-      <w:r>
-        <w:t xml:space="preserve">Ambizione status collaborateur scientifique II with annuities recalculated, no decrease</w:t>
-      </w:r>
-      <w:r>
-        <w:t xml:space="preserve"> </w:t>
-      </w:r>
-      <w:r>
-        <w:t xml:space="preserve">possible. Staff intention: one external person at 40% (PAT, adjoint scientifique, class 17)</w:t>
-      </w:r>
-      <w:r>
-        <w:t xml:space="preserve"> </w:t>
-      </w:r>
-      <w:r>
-        <w:t xml:space="preserve">plus a paid master’s student. Two simulations requested (40% for 48 months, 40% for 7 months</w:t>
-      </w:r>
-      <w:r>
-        <w:t xml:space="preserve"> </w:t>
-      </w:r>
-      <w:r>
-        <w:t xml:space="preserve">then 20% for 36 months). Conferences: two per year in Europe plus one overseas. All other</w:t>
-      </w:r>
-      <w:r>
-        <w:t xml:space="preserve"> </w:t>
-      </w:r>
-      <w:r>
-        <w:t xml:space="preserve">expenses to be included.</w:t>
-      </w:r>
-    </w:p>
-    <w:bookmarkEnd w:id="31"/>
+        <w:t xml:space="preserve">20 Oct, second pass. Applicant: enter 19/9 at the start, prefer a 40% position for the whole</w:t>
+      </w:r>
+      <w:r>
+        <w:t xml:space="preserve"> </w:t>
+      </w:r>
+      <w:r>
+        <w:t xml:space="preserve">grant, never over the cap, pay the master’s student a minimum. A class-17 collaborator was</w:t>
+      </w:r>
+      <w:r>
+        <w:t xml:space="preserve"> </w:t>
+      </w:r>
+      <w:r>
+        <w:t xml:space="preserve">simulated and fitted by starting at M3.</w:t>
+      </w:r>
+    </w:p>
+    <w:p>
+      <w:pPr>
+        <w:numPr>
+          <w:ilvl w:val="0"/>
+          <w:numId w:val="1004"/>
+        </w:numPr>
+        <w:pStyle w:val="Compact"/>
+      </w:pPr>
+      <w:r>
+        <w:t xml:space="preserve">20 Oct, third pass. Applicant:</w:t>
+      </w:r>
+      <w:r>
+        <w:t xml:space="preserve"> </w:t>
+      </w:r>
+      <w:r>
+        <w:t xml:space="preserve">“</w:t>
+      </w:r>
+      <w:r>
+        <w:t xml:space="preserve">I was wrong</w:t>
+      </w:r>
+      <w:r>
+        <w:t xml:space="preserve">”</w:t>
+      </w:r>
+      <w:r>
+        <w:t xml:space="preserve">, support staff are ARE. Budget redone with two</w:t>
+      </w:r>
+      <w:r>
+        <w:t xml:space="preserve"> </w:t>
+      </w:r>
+      <w:r>
+        <w:t xml:space="preserve">ARE lines (48 and 36 months at 40%), all other expenses kept at the fuller amounts, total</w:t>
+      </w:r>
+      <w:r>
+        <w:t xml:space="preserve"> </w:t>
+      </w:r>
+      <w:r>
+        <w:t xml:space="preserve">CHF 244,942.</w:t>
+      </w:r>
+    </w:p>
     <w:bookmarkEnd w:id="32"/>
+    <w:bookmarkEnd w:id="33"/>
     <w:sectPr/>
   </w:body>
 </w:document>

--- a/04-other-documents/budget.docx
+++ b/04-other-documents/budget.docx
@@ -1837,7 +1837,7 @@
         <w:t xml:space="preserve"> </w:t>
       </w:r>
       <w:r>
-        <w:t xml:space="preserve">CHF 25 more per month adds about 2,600 to the staff total. Cut in this order. The HUG fee line</w:t>
+        <w:t xml:space="preserve">CHF 25 more per month at 10% adds about 10,300 to the staff total over the 84 ARE-months. Cut in this order. The HUG fee line</w:t>
       </w:r>
       <w:r>
         <w:t xml:space="preserve"> </w:t>
